--- a/Y3/T2/Network Security/Lab/MOD12-13-14/GNS3/Answer/17.2.7 Lab - Certificate Authority Stores.docx
+++ b/Y3/T2/Network Security/Lab/MOD12-13-14/GNS3/Answer/17.2.7 Lab - Certificate Authority Stores.docx
@@ -1,6 +1,6 @@
 
 <file path=word/document.xml><?xml version="1.0" encoding="utf-8"?>
-<w:document xmlns:wpc="http://schemas.microsoft.com/office/word/2010/wordprocessingCanvas" xmlns:cx="http://schemas.microsoft.com/office/drawing/2014/chartex" xmlns:cx1="http://schemas.microsoft.com/office/drawing/2015/9/8/chartex" xmlns:cx2="http://schemas.microsoft.com/office/drawing/2015/10/21/chartex" xmlns:cx3="http://schemas.microsoft.com/office/drawing/2016/5/9/chartex" xmlns:cx4="http://schemas.microsoft.com/office/drawing/2016/5/10/chartex" xmlns:cx5="http://schemas.microsoft.com/office/drawing/2016/5/11/chartex" xmlns:cx6="http://schemas.microsoft.com/office/drawing/2016/5/12/chartex" xmlns:cx7="http://schemas.microsoft.com/office/drawing/2016/5/13/chartex" xmlns:cx8="http://schemas.microsoft.com/office/drawing/2016/5/14/chartex" xmlns:mc="http://schemas.openxmlformats.org/markup-compatibility/2006" xmlns:aink="http://schemas.microsoft.com/office/drawing/2016/ink" xmlns:am3d="http://schemas.microsoft.com/office/drawing/2017/model3d" xmlns:o="urn:schemas-microsoft-com:office:office" xmlns:r="http://schemas.openxmlformats.org/officeDocument/2006/relationships" xmlns:m="http://schemas.openxmlformats.org/officeDocument/2006/math" xmlns:v="urn:schemas-microsoft-com:vml" xmlns:wp14="http://schemas.microsoft.com/office/word/2010/wordprocessingDrawing" xmlns:wp="http://schemas.openxmlformats.org/drawingml/2006/wordprocessingDrawing" xmlns:w10="urn:schemas-microsoft-com:office:word" xmlns:w="http://schemas.openxmlformats.org/wordprocessingml/2006/main" xmlns:w14="http://schemas.microsoft.com/office/word/2010/wordml" xmlns:w15="http://schemas.microsoft.com/office/word/2012/wordml" xmlns:w16cex="http://schemas.microsoft.com/office/word/2018/wordml/cex" xmlns:w16cid="http://schemas.microsoft.com/office/word/2016/wordml/cid" xmlns:w16="http://schemas.microsoft.com/office/word/2018/wordml" xmlns:w16se="http://schemas.microsoft.com/office/word/2015/wordml/symex" xmlns:wpg="http://schemas.microsoft.com/office/word/2010/wordprocessingGroup" xmlns:wpi="http://schemas.microsoft.com/office/word/2010/wordprocessingInk" xmlns:wne="http://schemas.microsoft.com/office/word/2006/wordml" xmlns:wps="http://schemas.microsoft.com/office/word/2010/wordprocessingShape" mc:Ignorable="w14 w15 w16se w16cid w16 w16cex wp14">
+<w:document xmlns:wpc="http://schemas.microsoft.com/office/word/2010/wordprocessingCanvas" xmlns:cx="http://schemas.microsoft.com/office/drawing/2014/chartex" xmlns:cx1="http://schemas.microsoft.com/office/drawing/2015/9/8/chartex" xmlns:cx2="http://schemas.microsoft.com/office/drawing/2015/10/21/chartex" xmlns:cx3="http://schemas.microsoft.com/office/drawing/2016/5/9/chartex" xmlns:cx4="http://schemas.microsoft.com/office/drawing/2016/5/10/chartex" xmlns:cx5="http://schemas.microsoft.com/office/drawing/2016/5/11/chartex" xmlns:cx6="http://schemas.microsoft.com/office/drawing/2016/5/12/chartex" xmlns:cx7="http://schemas.microsoft.com/office/drawing/2016/5/13/chartex" xmlns:cx8="http://schemas.microsoft.com/office/drawing/2016/5/14/chartex" xmlns:mc="http://schemas.openxmlformats.org/markup-compatibility/2006" xmlns:aink="http://schemas.microsoft.com/office/drawing/2016/ink" xmlns:am3d="http://schemas.microsoft.com/office/drawing/2017/model3d" xmlns:o="urn:schemas-microsoft-com:office:office" xmlns:oel="http://schemas.microsoft.com/office/2019/extlst" xmlns:r="http://schemas.openxmlformats.org/officeDocument/2006/relationships" xmlns:m="http://schemas.openxmlformats.org/officeDocument/2006/math" xmlns:v="urn:schemas-microsoft-com:vml" xmlns:wp14="http://schemas.microsoft.com/office/word/2010/wordprocessingDrawing" xmlns:wp="http://schemas.openxmlformats.org/drawingml/2006/wordprocessingDrawing" xmlns:w10="urn:schemas-microsoft-com:office:word" xmlns:w="http://schemas.openxmlformats.org/wordprocessingml/2006/main" xmlns:w14="http://schemas.microsoft.com/office/word/2010/wordml" xmlns:w15="http://schemas.microsoft.com/office/word/2012/wordml" xmlns:w16cex="http://schemas.microsoft.com/office/word/2018/wordml/cex" xmlns:w16cid="http://schemas.microsoft.com/office/word/2016/wordml/cid" xmlns:w16="http://schemas.microsoft.com/office/word/2018/wordml" xmlns:w16du="http://schemas.microsoft.com/office/word/2023/wordml/word16du" xmlns:w16sdtdh="http://schemas.microsoft.com/office/word/2020/wordml/sdtdatahash" xmlns:w16sdtfl="http://schemas.microsoft.com/office/word/2024/wordml/sdtformatlock" xmlns:w16se="http://schemas.microsoft.com/office/word/2015/wordml/symex" xmlns:wpg="http://schemas.microsoft.com/office/word/2010/wordprocessingGroup" xmlns:wpi="http://schemas.microsoft.com/office/word/2010/wordprocessingInk" xmlns:wne="http://schemas.microsoft.com/office/word/2006/wordml" xmlns:wps="http://schemas.microsoft.com/office/word/2010/wordprocessingShape" mc:Ignorable="w14 w15 w16se w16cid w16 w16cex w16sdtdh w16sdtfl w16du wp14">
   <w:body>
     <w:p>
       <w:pPr>
@@ -36,6 +36,9 @@
           <w:r>
             <w:t>Lab - Certificate Authority Stores</w:t>
           </w:r>
+          <w:r>
+            <w:t xml:space="preserve"> ( THY DAYUTH )</w:t>
+          </w:r>
         </w:sdtContent>
       </w:sdt>
     </w:p>
@@ -203,15 +206,7 @@
         <w:pStyle w:val="BodyTextL25"/>
       </w:pPr>
       <w:r>
-        <w:t xml:space="preserve">The entire system is </w:t>
-      </w:r>
-      <w:proofErr w:type="gramStart"/>
-      <w:r>
-        <w:t>based on the fact that</w:t>
-      </w:r>
-      <w:proofErr w:type="gramEnd"/>
-      <w:r>
-        <w:t xml:space="preserve"> web browsers and operating systems ship with a list of CAs they trust. Any certificates signed by any of the CAs in the list will be seen by the browser as legitimate and be automatically trusted. To make the system more secure and more scalable, CAs often spread the task of creating and signing certificates among many child CAs. The parent CA is known as the Root CA. If a browser trusts a Root CA, it also trusts all its children CAs.</w:t>
+        <w:t>The entire system is based on the fact that web browsers and operating systems ship with a list of CAs they trust. Any certificates signed by any of the CAs in the list will be seen by the browser as legitimate and be automatically trusted. To make the system more secure and more scalable, CAs often spread the task of creating and signing certificates among many child CAs. The parent CA is known as the Root CA. If a browser trusts a Root CA, it also trusts all its children CAs.</w:t>
       </w:r>
     </w:p>
     <w:p>
@@ -357,6 +352,7 @@
         <w:keepNext/>
       </w:pPr>
       <w:r>
+        <w:lastRenderedPageBreak/>
         <w:t>Click the three</w:t>
       </w:r>
       <w:r>
@@ -862,23 +858,7 @@
         <w:t>,</w:t>
       </w:r>
       <w:r>
-        <w:t xml:space="preserve"> but it creates a problem for organizations that want to </w:t>
-      </w:r>
-      <w:proofErr w:type="gramStart"/>
-      <w:r>
-        <w:t>look into</w:t>
-      </w:r>
-      <w:proofErr w:type="gramEnd"/>
-      <w:r>
-        <w:t xml:space="preserve"> that traffic. Companies and organizations often choose to peek into employee-generated traffic for monitoring purposes. They needed to be able to </w:t>
-      </w:r>
-      <w:proofErr w:type="gramStart"/>
-      <w:r>
-        <w:t>look into</w:t>
-      </w:r>
-      <w:proofErr w:type="gramEnd"/>
-      <w:r>
-        <w:t xml:space="preserve"> TLS/SSL-encrypted traffic. This is done by using an HTTPS proxy.</w:t>
+        <w:t xml:space="preserve"> but it creates a problem for organizations that want to look into that traffic. Companies and organizations often choose to peek into employee-generated traffic for monitoring purposes. They needed to be able to look into TLS/SSL-encrypted traffic. This is done by using an HTTPS proxy.</w:t>
       </w:r>
     </w:p>
     <w:p>
@@ -925,15 +905,7 @@
         <w:t>impersonates</w:t>
       </w:r>
       <w:r>
-        <w:t xml:space="preserve"> web site H and presents a self-signed certificate to prove it is H. The HTTPS proxy essentially says “Hi there, I am HTTPS site H. Here’s my certificate. It’s has been signed by… </w:t>
-      </w:r>
-      <w:proofErr w:type="gramStart"/>
-      <w:r>
-        <w:t>myself</w:t>
-      </w:r>
-      <w:proofErr w:type="gramEnd"/>
-      <w:r>
-        <w:t>.”</w:t>
+        <w:t xml:space="preserve"> web site H and presents a self-signed certificate to prove it is H. The HTTPS proxy essentially says “Hi there, I am HTTPS site H. Here’s my certificate. It’s has been signed by… myself.”</w:t>
       </w:r>
     </w:p>
     <w:p>
@@ -1031,15 +1003,7 @@
         <w:pStyle w:val="BodyTextL25"/>
       </w:pPr>
       <w:r>
-        <w:t xml:space="preserve">The first step is to gather a few site fingerprints. This is important because these will be used for comparison later. The table below contains a few site </w:t>
-      </w:r>
-      <w:proofErr w:type="gramStart"/>
-      <w:r>
-        <w:t>certificate</w:t>
-      </w:r>
-      <w:proofErr w:type="gramEnd"/>
-      <w:r>
-        <w:t xml:space="preserve"> fingerprints from popular sites. </w:t>
+        <w:t xml:space="preserve">The first step is to gather a few site fingerprints. This is important because these will be used for comparison later. The table below contains a few site certificate fingerprints from popular sites. </w:t>
       </w:r>
     </w:p>
     <w:p>
@@ -1264,15 +1228,7 @@
               <w:pStyle w:val="TableText"/>
             </w:pPr>
             <w:r>
-              <w:t>E2:BD:0B:</w:t>
-            </w:r>
-            <w:proofErr w:type="gramStart"/>
-            <w:r>
-              <w:t>58:C6:B4</w:t>
-            </w:r>
-            <w:proofErr w:type="gramEnd"/>
-            <w:r>
-              <w:t>:FF:91:D6:23:AB:44:0D:8F:64:76:29:4E:30:0B</w:t>
+              <w:t>E2:BD:0B:58:C6:B4:FF:91:D6:23:AB:44:0D:8F:64:76:29:4E:30:0B</w:t>
             </w:r>
           </w:p>
         </w:tc>
@@ -1333,13 +1289,8 @@
             <w:pPr>
               <w:pStyle w:val="TableText"/>
             </w:pPr>
-            <w:proofErr w:type="gramStart"/>
             <w:r>
-              <w:t>BB:E7:A0</w:t>
-            </w:r>
-            <w:proofErr w:type="gramEnd"/>
-            <w:r>
-              <w:t>:97:C7:92:B2:2D:00:38:12:69:E4:64:E9:04:96:4B:C7:41</w:t>
+              <w:t>BB:E7:A0:97:C7:92:B2:2D:00:38:12:69:E4:64:E9:04:96:4B:C7:41</w:t>
             </w:r>
           </w:p>
         </w:tc>
@@ -1394,13 +1345,8 @@
             <w:pPr>
               <w:pStyle w:val="TableText"/>
             </w:pPr>
-            <w:proofErr w:type="gramStart"/>
             <w:r>
-              <w:t>A8:F9:F</w:t>
-            </w:r>
-            <w:proofErr w:type="gramEnd"/>
-            <w:r>
-              <w:t>7:79:BE:DB:3E:EB:59:F0:1D:A6:34:08:A1:64:5D:28:48:44</w:t>
+              <w:t>A8:F9:F7:79:BE:DB:3E:EB:59:F0:1D:A6:34:08:A1:64:5D:28:48:44</w:t>
             </w:r>
           </w:p>
         </w:tc>
@@ -1446,15 +1392,7 @@
               <w:pStyle w:val="TableText"/>
             </w:pPr>
             <w:r>
-              <w:t>73:33:</w:t>
-            </w:r>
-            <w:proofErr w:type="gramStart"/>
-            <w:r>
-              <w:t>BB:96:1</w:t>
-            </w:r>
-            <w:proofErr w:type="gramEnd"/>
-            <w:r>
-              <w:t>D:DB:9C:0C:4F:E5:1C:FF:68:26:CF:5E:3F:50:AB:96</w:t>
+              <w:t>73:33:BB:96:1D:DB:9C:0C:4F:E5:1C:FF:68:26:CF:5E:3F:50:AB:96</w:t>
             </w:r>
           </w:p>
         </w:tc>
@@ -1504,13 +1442,8 @@
             <w:pPr>
               <w:pStyle w:val="TableText"/>
             </w:pPr>
-            <w:proofErr w:type="gramStart"/>
             <w:r>
-              <w:t>04:BC</w:t>
-            </w:r>
-            <w:proofErr w:type="gramEnd"/>
-            <w:r>
-              <w:t>:C5:09:DD:AE:99:40:7E:99:A5:65:32:68:EC:5D:2D:D7:5A:19</w:t>
+              <w:t>04:BC:C5:09:DD:AE:99:40:7E:99:A5:65:32:68:EC:5D:2D:D7:5A:19</w:t>
             </w:r>
           </w:p>
         </w:tc>
@@ -1536,9 +1469,21 @@
     <w:p>
       <w:pPr>
         <w:pStyle w:val="AnswerLineL50"/>
-      </w:pPr>
-      <w:r>
-        <w:t>Type your answers here.</w:t>
+        <w:rPr>
+          <w:color w:val="EE0000"/>
+        </w:rPr>
+      </w:pPr>
+      <w:r>
+        <w:rPr>
+          <w:color w:val="EE0000"/>
+        </w:rPr>
+        <w:t>Fingerprints are cryptographic hash values (e.g., SHA-1) of certificates that uniquely identify them and are important for verifying certificate authenticity and detecting tampering</w:t>
+      </w:r>
+      <w:r>
+        <w:rPr>
+          <w:color w:val="EE0000"/>
+        </w:rPr>
+        <w:t>.</w:t>
       </w:r>
     </w:p>
     <w:p>
@@ -1558,9 +1503,35 @@
     <w:p>
       <w:pPr>
         <w:pStyle w:val="AnswerLineL50"/>
-      </w:pPr>
-      <w:r>
-        <w:t>Type your answers here.</w:t>
+        <w:rPr>
+          <w:color w:val="EE0000"/>
+        </w:rPr>
+      </w:pPr>
+      <w:r>
+        <w:rPr>
+          <w:color w:val="EE0000"/>
+        </w:rPr>
+        <w:t xml:space="preserve">Fingerprints are calculated by the certificate issuer or by tools like OpenSSL, and they can be found using browser certificate details or commands such as </w:t>
+      </w:r>
+      <w:proofErr w:type="spellStart"/>
+      <w:r>
+        <w:rPr>
+          <w:color w:val="EE0000"/>
+        </w:rPr>
+        <w:t>openssl</w:t>
+      </w:r>
+      <w:proofErr w:type="spellEnd"/>
+      <w:r>
+        <w:rPr>
+          <w:color w:val="EE0000"/>
+        </w:rPr>
+        <w:t xml:space="preserve"> x509 -fingerprint</w:t>
+      </w:r>
+      <w:r>
+        <w:rPr>
+          <w:color w:val="EE0000"/>
+        </w:rPr>
+        <w:t>.</w:t>
       </w:r>
     </w:p>
     <w:p>
@@ -1652,503 +1623,459 @@
       </w:r>
       <w:proofErr w:type="spellEnd"/>
       <w:r>
+        <w:t xml:space="preserve"> ~</w:t>
+      </w:r>
+      <w:r>
+        <w:t xml:space="preserve">]$ </w:t>
+      </w:r>
+      <w:r>
+        <w:rPr>
+          <w:b/>
+        </w:rPr>
+        <w:t xml:space="preserve">echo -n | </w:t>
+      </w:r>
+      <w:proofErr w:type="spellStart"/>
+      <w:r>
+        <w:rPr>
+          <w:b/>
+        </w:rPr>
+        <w:t>openssl</w:t>
+      </w:r>
+      <w:proofErr w:type="spellEnd"/>
+      <w:r>
+        <w:rPr>
+          <w:b/>
+        </w:rPr>
         <w:t xml:space="preserve"> </w:t>
       </w:r>
-      <w:proofErr w:type="gramStart"/>
+      <w:proofErr w:type="spellStart"/>
+      <w:r>
+        <w:rPr>
+          <w:b/>
+        </w:rPr>
+        <w:t>s_client</w:t>
+      </w:r>
+      <w:proofErr w:type="spellEnd"/>
+      <w:r>
+        <w:rPr>
+          <w:b/>
+        </w:rPr>
+        <w:t xml:space="preserve"> -connect cisco.com:443 | sed -ne '/-BEGIN CERTIFICATE-/,/-END CERTIFICATE-/p' &gt; ./</w:t>
+      </w:r>
+      <w:proofErr w:type="spellStart"/>
+      <w:r>
+        <w:rPr>
+          <w:b/>
+        </w:rPr>
+        <w:t>cisco.pem</w:t>
+      </w:r>
+      <w:proofErr w:type="spellEnd"/>
+    </w:p>
+    <w:p>
+      <w:pPr>
+        <w:pStyle w:val="CMDOutput"/>
+      </w:pPr>
+      <w:r>
+        <w:t>depth=2 C = BM, O = QuoVadis Limited, CN = QuoVadis Root CA 2</w:t>
+      </w:r>
+    </w:p>
+    <w:p>
+      <w:pPr>
+        <w:pStyle w:val="CMDOutput"/>
+      </w:pPr>
+      <w:r>
+        <w:t>verify return:1</w:t>
+      </w:r>
+    </w:p>
+    <w:p>
+      <w:pPr>
+        <w:pStyle w:val="CMDOutput"/>
+      </w:pPr>
+      <w:r>
+        <w:t xml:space="preserve">depth=1 C = US, O = </w:t>
+      </w:r>
+      <w:proofErr w:type="spellStart"/>
+      <w:r>
+        <w:t>HydrantID</w:t>
+      </w:r>
+      <w:proofErr w:type="spellEnd"/>
+      <w:r>
+        <w:t xml:space="preserve"> (Avalanche Cloud Corporation), CN = </w:t>
+      </w:r>
+      <w:proofErr w:type="spellStart"/>
+      <w:r>
+        <w:t>HydrantID</w:t>
+      </w:r>
+      <w:proofErr w:type="spellEnd"/>
+      <w:r>
+        <w:t xml:space="preserve"> SSL ICA G2</w:t>
+      </w:r>
+    </w:p>
+    <w:p>
+      <w:pPr>
+        <w:pStyle w:val="CMDOutput"/>
+      </w:pPr>
+      <w:r>
+        <w:t>verify return:1</w:t>
+      </w:r>
+    </w:p>
+    <w:p>
+      <w:pPr>
+        <w:pStyle w:val="CMDOutput"/>
+      </w:pPr>
+      <w:r>
+        <w:t>depth=0 C = US, ST = CA, L = San Jose, O = "Cisco Systems, Inc.", CN = www.cisco.com</w:t>
+      </w:r>
+    </w:p>
+    <w:p>
+      <w:pPr>
+        <w:pStyle w:val="CMDOutput"/>
+      </w:pPr>
+      <w:r>
+        <w:t>verify return:1</w:t>
+      </w:r>
+    </w:p>
+    <w:p>
+      <w:pPr>
+        <w:pStyle w:val="CMDOutput"/>
+      </w:pPr>
+      <w:r>
+        <w:t>DONE</w:t>
+      </w:r>
+    </w:p>
+    <w:p>
+      <w:pPr>
+        <w:pStyle w:val="SubStepAlpha"/>
+      </w:pPr>
+      <w:r>
+        <w:t xml:space="preserve">Optionally, use the </w:t>
+      </w:r>
+      <w:r>
+        <w:rPr>
+          <w:b/>
+        </w:rPr>
+        <w:t>cat</w:t>
+      </w:r>
+      <w:r>
+        <w:t xml:space="preserve"> command to list the contents of the fetched certificate and stored in the </w:t>
+      </w:r>
+      <w:proofErr w:type="spellStart"/>
+      <w:r>
+        <w:rPr>
+          <w:b/>
+        </w:rPr>
+        <w:t>cisco.pem</w:t>
+      </w:r>
+      <w:proofErr w:type="spellEnd"/>
+      <w:r>
+        <w:t xml:space="preserve"> text file:</w:t>
+      </w:r>
+    </w:p>
+    <w:p>
+      <w:pPr>
+        <w:pStyle w:val="CMD"/>
+      </w:pPr>
+      <w:r>
+        <w:t>[</w:t>
+      </w:r>
+      <w:proofErr w:type="spellStart"/>
+      <w:r>
+        <w:t>sec_admin</w:t>
+      </w:r>
+      <w:r>
+        <w:t>@secOps</w:t>
+      </w:r>
+      <w:proofErr w:type="spellEnd"/>
+      <w:r>
+        <w:t xml:space="preserve"> ~</w:t>
+      </w:r>
+      <w:r>
+        <w:t xml:space="preserve">]$ </w:t>
+      </w:r>
+      <w:r>
+        <w:rPr>
+          <w:b/>
+        </w:rPr>
+        <w:t xml:space="preserve">cat </w:t>
+      </w:r>
+      <w:proofErr w:type="spellStart"/>
+      <w:r>
+        <w:rPr>
+          <w:b/>
+        </w:rPr>
+        <w:t>cisco.pem</w:t>
+      </w:r>
+      <w:proofErr w:type="spellEnd"/>
+      <w:r>
+        <w:t xml:space="preserve"> </w:t>
+      </w:r>
+    </w:p>
+    <w:p>
+      <w:pPr>
+        <w:pStyle w:val="CMDOutput"/>
+      </w:pPr>
+      <w:r>
+        <w:t>-----BEGIN CERTIFICATE-----</w:t>
+      </w:r>
+    </w:p>
+    <w:p>
+      <w:pPr>
+        <w:pStyle w:val="CMDOutput"/>
+      </w:pPr>
+      <w:r>
+        <w:t>MIIG1zCCBL+gAwIBAgIUKBO9xTQoMemc9zFHNkdMW+SgFO4wDQYJKoZIhvcNAQEL</w:t>
+      </w:r>
+    </w:p>
+    <w:p>
+      <w:pPr>
+        <w:pStyle w:val="CMDOutput"/>
+      </w:pPr>
+      <w:r>
+        <w:t>BQAwXjELMAkGA1UEBhMCVVMxMDAuBgNVBAoTJ0h5ZHJhbnRJRCAoQXZhbGFuY2hl</w:t>
+      </w:r>
+    </w:p>
+    <w:p>
+      <w:pPr>
+        <w:pStyle w:val="CMDOutput"/>
+      </w:pPr>
+      <w:r>
+        <w:t>IENsb3VkIENvcnBvcmF0aW9uKTEdMBsGA1UEAxMUSHlkcmFudElEIFNTTCBJQ0Eg</w:t>
+      </w:r>
+    </w:p>
+    <w:p>
+      <w:pPr>
+        <w:pStyle w:val="CMDOutput"/>
+      </w:pPr>
+      <w:r>
+        <w:t>RzIwHhcNMTcxMjA3MjIxODU1WhcNMTkxMjA3MjIyODAwWjBjMQswCQYDVQQGEwJV</w:t>
+      </w:r>
+    </w:p>
+    <w:p>
+      <w:pPr>
+        <w:pStyle w:val="CMDOutput"/>
+      </w:pPr>
+      <w:r>
+        <w:t>UzELMAkGA1UECAwCQ0ExETAPBgNVBAcMCFNhbiBKb3NlMRwwGgYDVQQKDBNDaXNj</w:t>
+      </w:r>
+    </w:p>
+    <w:p>
+      <w:pPr>
+        <w:pStyle w:val="CMDOutput"/>
+      </w:pPr>
+      <w:r>
+        <w:t>byBTeXN0ZW1zLCBJbmMuMRYwFAYDVQQDDA13d3cuY2lzY28uY29tMIIBIjANBgkq</w:t>
+      </w:r>
+    </w:p>
+    <w:p>
+      <w:pPr>
+        <w:pStyle w:val="CMDOutput"/>
+      </w:pPr>
+      <w:r>
+        <w:t>yvo6dWpJdSircYy8HG0nz4+936+2waIVf1BBQXZUjNVuws74Z/eLIpl2c6tANmE0</w:t>
+      </w:r>
+    </w:p>
+    <w:p>
+      <w:pPr>
+        <w:pStyle w:val="CMDOutput"/>
+      </w:pPr>
+      <w:r>
+        <w:t>q1i7fiWgItjDQ8rfjeX0oto6rvp8AXPjPY6X7PT1ulfhkLYnxqXHPETRwr8l5COO</w:t>
+      </w:r>
+    </w:p>
+    <w:p>
+      <w:pPr>
+        <w:pStyle w:val="CMDOutput"/>
+      </w:pPr>
+      <w:r>
+        <w:t>MDEh95cRxATXNAlWAwLcBT7lDmrGron6rW6hDtuUPPG/rjZeZbNww5p/nT3EXX2L</w:t>
+      </w:r>
+    </w:p>
+    <w:p>
+      <w:pPr>
+        <w:pStyle w:val="CMDOutput"/>
+      </w:pPr>
+      <w:r>
+        <w:t>Rh+m0R4j/</w:t>
+      </w:r>
+      <w:proofErr w:type="spellStart"/>
+      <w:r>
+        <w:t>tuvy</w:t>
+      </w:r>
+      <w:proofErr w:type="spellEnd"/>
+      <w:r>
+        <w:t>/77YRWyp/VZhmSLrvZEYiVjM2MgCXBvqR+aQ9zWJkw+CAm5Z414</w:t>
+      </w:r>
+    </w:p>
+    <w:p>
+      <w:pPr>
+        <w:pStyle w:val="CMDOutput"/>
+      </w:pPr>
+      <w:r>
+        <w:t>Eiv5RLctegYuBUMGTH1al9r5cuzfwEg2mNkxl4I/mtDro2kDAv7bcTm8T1LsZAO/</w:t>
+      </w:r>
+    </w:p>
+    <w:p>
+      <w:pPr>
+        <w:pStyle w:val="CMDOutput"/>
+      </w:pPr>
+      <w:r>
+        <w:t>1bWvudsrTA8jksw+1WGAEd9bHi3ZpJPYedlL</w:t>
+      </w:r>
+    </w:p>
+    <w:p>
+      <w:pPr>
+        <w:pStyle w:val="CMDOutput"/>
+      </w:pPr>
+      <w:r>
+        <w:t>-----END CERTIFICATE-----</w:t>
+      </w:r>
+    </w:p>
+    <w:p>
+      <w:pPr>
+        <w:pStyle w:val="CMD"/>
+      </w:pPr>
+      <w:r>
+        <w:t>[</w:t>
+      </w:r>
+      <w:proofErr w:type="spellStart"/>
+      <w:r>
+        <w:t>sec_admin</w:t>
+      </w:r>
+      <w:r>
+        <w:t>@secOps</w:t>
+      </w:r>
+      <w:proofErr w:type="spellEnd"/>
+      <w:r>
+        <w:t xml:space="preserve"> ~</w:t>
+      </w:r>
+      <w:r>
+        <w:t>]$</w:t>
+      </w:r>
+    </w:p>
+    <w:p>
+      <w:pPr>
+        <w:pStyle w:val="SubStepAlpha"/>
+      </w:pPr>
+      <w:r>
+        <w:t xml:space="preserve">Now that the certificate is saved in the </w:t>
+      </w:r>
+      <w:proofErr w:type="spellStart"/>
+      <w:r>
+        <w:rPr>
+          <w:b/>
+        </w:rPr>
+        <w:t>cisco.pem</w:t>
+      </w:r>
+      <w:proofErr w:type="spellEnd"/>
+      <w:r>
+        <w:t xml:space="preserve"> text file, use the command below to extract and display its fingerprint:</w:t>
+      </w:r>
+    </w:p>
+    <w:p>
+      <w:pPr>
+        <w:pStyle w:val="CMD"/>
+      </w:pPr>
+      <w:r>
+        <w:t>[</w:t>
+      </w:r>
+      <w:proofErr w:type="spellStart"/>
+      <w:r>
+        <w:t>sec_admin</w:t>
+      </w:r>
+      <w:r>
+        <w:t>@secOps</w:t>
+      </w:r>
+      <w:proofErr w:type="spellEnd"/>
+      <w:r>
+        <w:t xml:space="preserve"> </w:t>
+      </w:r>
       <w:r>
         <w:t>~</w:t>
       </w:r>
       <w:r>
+        <w:t xml:space="preserve">]$ </w:t>
+      </w:r>
+      <w:proofErr w:type="spellStart"/>
+      <w:r>
+        <w:rPr>
+          <w:b/>
+        </w:rPr>
+        <w:t>openssl</w:t>
+      </w:r>
+      <w:proofErr w:type="spellEnd"/>
+      <w:r>
+        <w:rPr>
+          <w:b/>
+        </w:rPr>
+        <w:t xml:space="preserve"> x509 -</w:t>
+      </w:r>
+      <w:proofErr w:type="spellStart"/>
+      <w:r>
+        <w:rPr>
+          <w:b/>
+        </w:rPr>
+        <w:t>noout</w:t>
+      </w:r>
+      <w:proofErr w:type="spellEnd"/>
+      <w:r>
+        <w:rPr>
+          <w:b/>
+        </w:rPr>
+        <w:t xml:space="preserve"> -in </w:t>
+      </w:r>
+      <w:proofErr w:type="spellStart"/>
+      <w:r>
+        <w:rPr>
+          <w:b/>
+        </w:rPr>
+        <w:t>cisco.pem</w:t>
+      </w:r>
+      <w:proofErr w:type="spellEnd"/>
+      <w:r>
+        <w:rPr>
+          <w:b/>
+        </w:rPr>
+        <w:t xml:space="preserve"> -fingerprint -sha1</w:t>
+      </w:r>
+    </w:p>
+    <w:p>
+      <w:pPr>
+        <w:pStyle w:val="CMDOutput"/>
+        <w:rPr>
+          <w:lang w:val="pt-BR"/>
+        </w:rPr>
+      </w:pPr>
+      <w:r>
+        <w:rPr>
+          <w:lang w:val="pt-BR"/>
+        </w:rPr>
+        <w:t>SHA1 Fingerprint=64:19:CA:40:E2:1B:3F:92:29:21:A9:CE:60:7D:C9:0C:39:B5:71:3E</w:t>
+      </w:r>
+    </w:p>
+    <w:p>
+      <w:pPr>
+        <w:pStyle w:val="CMD"/>
+      </w:pPr>
+      <w:r>
+        <w:t>[</w:t>
+      </w:r>
+      <w:proofErr w:type="spellStart"/>
+      <w:r>
+        <w:t>sec_admin</w:t>
+      </w:r>
+      <w:r>
+        <w:t>@secOps</w:t>
+      </w:r>
+      <w:proofErr w:type="spellEnd"/>
+      <w:r>
+        <w:t xml:space="preserve"> </w:t>
+      </w:r>
+      <w:r>
+        <w:t>~</w:t>
+      </w:r>
+      <w:r>
         <w:t>]$</w:t>
       </w:r>
-      <w:proofErr w:type="gramEnd"/>
-      <w:r>
-        <w:t xml:space="preserve"> </w:t>
-      </w:r>
-      <w:r>
-        <w:rPr>
-          <w:b/>
-        </w:rPr>
-        <w:t xml:space="preserve">echo -n | </w:t>
-      </w:r>
-      <w:proofErr w:type="spellStart"/>
-      <w:r>
-        <w:rPr>
-          <w:b/>
-        </w:rPr>
-        <w:t>openssl</w:t>
-      </w:r>
-      <w:proofErr w:type="spellEnd"/>
-      <w:r>
-        <w:rPr>
-          <w:b/>
-        </w:rPr>
-        <w:t xml:space="preserve"> </w:t>
-      </w:r>
-      <w:proofErr w:type="spellStart"/>
-      <w:r>
-        <w:rPr>
-          <w:b/>
-        </w:rPr>
-        <w:t>s_client</w:t>
-      </w:r>
-      <w:proofErr w:type="spellEnd"/>
-      <w:r>
-        <w:rPr>
-          <w:b/>
-        </w:rPr>
-        <w:t xml:space="preserve"> -connect cisco.com:443 | sed -ne '/-BEGIN CERTIFICATE-/,/-END CERTIFICATE-/p' &gt; ./</w:t>
-      </w:r>
-      <w:proofErr w:type="spellStart"/>
-      <w:r>
-        <w:rPr>
-          <w:b/>
-        </w:rPr>
-        <w:t>cisco.pem</w:t>
-      </w:r>
-      <w:proofErr w:type="spellEnd"/>
-    </w:p>
-    <w:p>
-      <w:pPr>
-        <w:pStyle w:val="CMDOutput"/>
-      </w:pPr>
-      <w:r>
-        <w:t xml:space="preserve">depth=2 C = BM, O = </w:t>
-      </w:r>
-      <w:proofErr w:type="spellStart"/>
-      <w:r>
-        <w:t>QuoVadis</w:t>
-      </w:r>
-      <w:proofErr w:type="spellEnd"/>
-      <w:r>
-        <w:t xml:space="preserve"> Limited, CN = </w:t>
-      </w:r>
-      <w:proofErr w:type="spellStart"/>
-      <w:r>
-        <w:t>QuoVadis</w:t>
-      </w:r>
-      <w:proofErr w:type="spellEnd"/>
-      <w:r>
-        <w:t xml:space="preserve"> Root CA 2</w:t>
-      </w:r>
-    </w:p>
-    <w:p>
-      <w:pPr>
-        <w:pStyle w:val="CMDOutput"/>
-      </w:pPr>
-      <w:r>
-        <w:t>verify return:1</w:t>
-      </w:r>
-    </w:p>
-    <w:p>
-      <w:pPr>
-        <w:pStyle w:val="CMDOutput"/>
-      </w:pPr>
-      <w:r>
-        <w:t xml:space="preserve">depth=1 C = US, O = </w:t>
-      </w:r>
-      <w:proofErr w:type="spellStart"/>
-      <w:r>
-        <w:t>HydrantID</w:t>
-      </w:r>
-      <w:proofErr w:type="spellEnd"/>
-      <w:r>
-        <w:t xml:space="preserve"> (Avalanche Cloud Corporation), CN = </w:t>
-      </w:r>
-      <w:proofErr w:type="spellStart"/>
-      <w:r>
-        <w:t>HydrantID</w:t>
-      </w:r>
-      <w:proofErr w:type="spellEnd"/>
-      <w:r>
-        <w:t xml:space="preserve"> SSL ICA G2</w:t>
-      </w:r>
-    </w:p>
-    <w:p>
-      <w:pPr>
-        <w:pStyle w:val="CMDOutput"/>
-      </w:pPr>
-      <w:r>
-        <w:t>verify return:1</w:t>
-      </w:r>
-    </w:p>
-    <w:p>
-      <w:pPr>
-        <w:pStyle w:val="CMDOutput"/>
-      </w:pPr>
-      <w:r>
-        <w:t>depth=0 C = US, ST = CA, L = San Jose, O = "Cisco Systems, Inc.", CN = www.cisco.com</w:t>
-      </w:r>
-    </w:p>
-    <w:p>
-      <w:pPr>
-        <w:pStyle w:val="CMDOutput"/>
-      </w:pPr>
-      <w:r>
-        <w:t>verify return:1</w:t>
-      </w:r>
-    </w:p>
-    <w:p>
-      <w:pPr>
-        <w:pStyle w:val="CMDOutput"/>
-      </w:pPr>
-      <w:r>
-        <w:t>DONE</w:t>
-      </w:r>
-    </w:p>
-    <w:p>
-      <w:pPr>
-        <w:pStyle w:val="SubStepAlpha"/>
-      </w:pPr>
-      <w:r>
-        <w:t xml:space="preserve">Optionally, use the </w:t>
-      </w:r>
-      <w:r>
-        <w:rPr>
-          <w:b/>
-        </w:rPr>
-        <w:t>cat</w:t>
-      </w:r>
-      <w:r>
-        <w:t xml:space="preserve"> command to list the contents of the fetched certificate and stored in the </w:t>
-      </w:r>
-      <w:proofErr w:type="spellStart"/>
-      <w:r>
-        <w:rPr>
-          <w:b/>
-        </w:rPr>
-        <w:t>cisco.pem</w:t>
-      </w:r>
-      <w:proofErr w:type="spellEnd"/>
-      <w:r>
-        <w:t xml:space="preserve"> text file:</w:t>
-      </w:r>
-    </w:p>
-    <w:p>
-      <w:pPr>
-        <w:pStyle w:val="CMD"/>
-      </w:pPr>
-      <w:r>
-        <w:t>[</w:t>
-      </w:r>
-      <w:proofErr w:type="spellStart"/>
-      <w:r>
-        <w:t>sec_admin</w:t>
-      </w:r>
-      <w:r>
-        <w:t>@secOps</w:t>
-      </w:r>
-      <w:proofErr w:type="spellEnd"/>
-      <w:r>
-        <w:t xml:space="preserve"> </w:t>
-      </w:r>
-      <w:proofErr w:type="gramStart"/>
-      <w:r>
-        <w:t>~</w:t>
-      </w:r>
-      <w:r>
-        <w:t>]$</w:t>
-      </w:r>
-      <w:proofErr w:type="gramEnd"/>
-      <w:r>
-        <w:t xml:space="preserve"> </w:t>
-      </w:r>
-      <w:r>
-        <w:rPr>
-          <w:b/>
-        </w:rPr>
-        <w:t xml:space="preserve">cat </w:t>
-      </w:r>
-      <w:proofErr w:type="spellStart"/>
-      <w:r>
-        <w:rPr>
-          <w:b/>
-        </w:rPr>
-        <w:t>cisco.pem</w:t>
-      </w:r>
-      <w:proofErr w:type="spellEnd"/>
-      <w:r>
-        <w:t xml:space="preserve"> </w:t>
-      </w:r>
-    </w:p>
-    <w:p>
-      <w:pPr>
-        <w:pStyle w:val="CMDOutput"/>
-      </w:pPr>
-      <w:r>
-        <w:t>-----BEGIN CERTIFICATE-----</w:t>
-      </w:r>
-    </w:p>
-    <w:p>
-      <w:pPr>
-        <w:pStyle w:val="CMDOutput"/>
-      </w:pPr>
-      <w:r>
-        <w:t>MIIG1zCCBL+gAwIBAgIUKBO9xTQoMemc9zFHNkdMW+SgFO4wDQYJKoZIhvcNAQEL</w:t>
-      </w:r>
-    </w:p>
-    <w:p>
-      <w:pPr>
-        <w:pStyle w:val="CMDOutput"/>
-      </w:pPr>
-      <w:r>
-        <w:t>BQAwXjELMAkGA1UEBhMCVVMxMDAuBgNVBAoTJ0h5ZHJhbnRJRCAoQXZhbGFuY2hl</w:t>
-      </w:r>
-    </w:p>
-    <w:p>
-      <w:pPr>
-        <w:pStyle w:val="CMDOutput"/>
-      </w:pPr>
-      <w:r>
-        <w:t>IENsb3VkIENvcnBvcmF0aW9uKTEdMBsGA1UEAxMUSHlkcmFudElEIFNTTCBJQ0Eg</w:t>
-      </w:r>
-    </w:p>
-    <w:p>
-      <w:pPr>
-        <w:pStyle w:val="CMDOutput"/>
-      </w:pPr>
-      <w:r>
-        <w:t>RzIwHhcNMTcxMjA3MjIxODU1WhcNMTkxMjA3MjIyODAwWjBjMQswCQYDVQQGEwJV</w:t>
-      </w:r>
-    </w:p>
-    <w:p>
-      <w:pPr>
-        <w:pStyle w:val="CMDOutput"/>
-      </w:pPr>
-      <w:r>
-        <w:t>UzELMAkGA1UECAwCQ0ExETAPBgNVBAcMCFNhbiBKb3NlMRwwGgYDVQQKDBNDaXNj</w:t>
-      </w:r>
-    </w:p>
-    <w:p>
-      <w:pPr>
-        <w:pStyle w:val="CMDOutput"/>
-      </w:pPr>
-      <w:r>
-        <w:t>byBTeXN0ZW1zLCBJbmMuMRYwFAYDVQQDDA13d3cuY2lzY28uY29tMIIBIjANBgkq</w:t>
-      </w:r>
-    </w:p>
-    <w:p>
-      <w:pPr>
-        <w:pStyle w:val="CMDOutput"/>
-      </w:pPr>
-      <w:r>
-        <w:t>yvo6dWpJdSircYy8HG0nz4+936+2waIVf1BBQXZUjNVuws74Z/eLIpl2c6tANmE0</w:t>
-      </w:r>
-    </w:p>
-    <w:p>
-      <w:pPr>
-        <w:pStyle w:val="CMDOutput"/>
-      </w:pPr>
-      <w:r>
-        <w:t>q1i7fiWgItjDQ8rfjeX0oto6rvp8AXPjPY6X7PT1ulfhkLYnxqXHPETRwr8l5COO</w:t>
-      </w:r>
-    </w:p>
-    <w:p>
-      <w:pPr>
-        <w:pStyle w:val="CMDOutput"/>
-      </w:pPr>
-      <w:r>
-        <w:t>MDEh95cRxATXNAlWAwLcBT7lDmrGron6rW6hDtuUPPG/rjZeZbNww5p/nT3EXX2L</w:t>
-      </w:r>
-    </w:p>
-    <w:p>
-      <w:pPr>
-        <w:pStyle w:val="CMDOutput"/>
-      </w:pPr>
-      <w:r>
-        <w:t>Rh+m0R4j/</w:t>
-      </w:r>
-      <w:proofErr w:type="spellStart"/>
-      <w:r>
-        <w:t>tuvy</w:t>
-      </w:r>
-      <w:proofErr w:type="spellEnd"/>
-      <w:r>
-        <w:t>/77YRWyp/VZhmSLrvZEYiVjM2MgCXBvqR+aQ9zWJkw+CAm5Z414</w:t>
-      </w:r>
-    </w:p>
-    <w:p>
-      <w:pPr>
-        <w:pStyle w:val="CMDOutput"/>
-      </w:pPr>
-      <w:r>
-        <w:t>Eiv5RLctegYuBUMGTH1al9r5cuzfwEg2mNkxl4I/mtDro2kDAv7bcTm8T1LsZAO/</w:t>
-      </w:r>
-    </w:p>
-    <w:p>
-      <w:pPr>
-        <w:pStyle w:val="CMDOutput"/>
-      </w:pPr>
-      <w:r>
-        <w:t>1bWvudsrTA8jksw+1WGAEd9bHi3ZpJPYedlL</w:t>
-      </w:r>
-    </w:p>
-    <w:p>
-      <w:pPr>
-        <w:pStyle w:val="CMDOutput"/>
-      </w:pPr>
-      <w:r>
-        <w:t>-----END CERTIFICATE-----</w:t>
-      </w:r>
-    </w:p>
-    <w:p>
-      <w:pPr>
-        <w:pStyle w:val="CMD"/>
-      </w:pPr>
-      <w:r>
-        <w:t>[</w:t>
-      </w:r>
-      <w:proofErr w:type="spellStart"/>
-      <w:r>
-        <w:t>sec_admin</w:t>
-      </w:r>
-      <w:r>
-        <w:t>@secOps</w:t>
-      </w:r>
-      <w:proofErr w:type="spellEnd"/>
-      <w:r>
-        <w:t xml:space="preserve"> </w:t>
-      </w:r>
-      <w:proofErr w:type="gramStart"/>
-      <w:r>
-        <w:t>~</w:t>
-      </w:r>
-      <w:r>
-        <w:t>]$</w:t>
-      </w:r>
-      <w:proofErr w:type="gramEnd"/>
-    </w:p>
-    <w:p>
-      <w:pPr>
-        <w:pStyle w:val="SubStepAlpha"/>
-      </w:pPr>
-      <w:r>
-        <w:t xml:space="preserve">Now that the certificate is saved in the </w:t>
-      </w:r>
-      <w:proofErr w:type="spellStart"/>
-      <w:r>
-        <w:rPr>
-          <w:b/>
-        </w:rPr>
-        <w:t>cisco.pem</w:t>
-      </w:r>
-      <w:proofErr w:type="spellEnd"/>
-      <w:r>
-        <w:t xml:space="preserve"> text file, use the command below to extract and display its fingerprint:</w:t>
-      </w:r>
-    </w:p>
-    <w:p>
-      <w:pPr>
-        <w:pStyle w:val="CMD"/>
-      </w:pPr>
-      <w:r>
-        <w:t>[</w:t>
-      </w:r>
-      <w:proofErr w:type="spellStart"/>
-      <w:r>
-        <w:t>sec_admin</w:t>
-      </w:r>
-      <w:r>
-        <w:t>@secOps</w:t>
-      </w:r>
-      <w:proofErr w:type="spellEnd"/>
-      <w:r>
-        <w:t xml:space="preserve"> </w:t>
-      </w:r>
-      <w:proofErr w:type="gramStart"/>
-      <w:r>
-        <w:t>~</w:t>
-      </w:r>
-      <w:r>
-        <w:t>]$</w:t>
-      </w:r>
-      <w:proofErr w:type="gramEnd"/>
-      <w:r>
-        <w:t xml:space="preserve"> </w:t>
-      </w:r>
-      <w:proofErr w:type="spellStart"/>
-      <w:r>
-        <w:rPr>
-          <w:b/>
-        </w:rPr>
-        <w:t>openssl</w:t>
-      </w:r>
-      <w:proofErr w:type="spellEnd"/>
-      <w:r>
-        <w:rPr>
-          <w:b/>
-        </w:rPr>
-        <w:t xml:space="preserve"> x509 -</w:t>
-      </w:r>
-      <w:proofErr w:type="spellStart"/>
-      <w:r>
-        <w:rPr>
-          <w:b/>
-        </w:rPr>
-        <w:t>noout</w:t>
-      </w:r>
-      <w:proofErr w:type="spellEnd"/>
-      <w:r>
-        <w:rPr>
-          <w:b/>
-        </w:rPr>
-        <w:t xml:space="preserve"> -in </w:t>
-      </w:r>
-      <w:proofErr w:type="spellStart"/>
-      <w:r>
-        <w:rPr>
-          <w:b/>
-        </w:rPr>
-        <w:t>cisco.pem</w:t>
-      </w:r>
-      <w:proofErr w:type="spellEnd"/>
-      <w:r>
-        <w:rPr>
-          <w:b/>
-        </w:rPr>
-        <w:t xml:space="preserve"> -fingerprint -sha1</w:t>
-      </w:r>
-    </w:p>
-    <w:p>
-      <w:pPr>
-        <w:pStyle w:val="CMDOutput"/>
-        <w:rPr>
-          <w:lang w:val="pt-BR"/>
-        </w:rPr>
-      </w:pPr>
-      <w:r>
-        <w:rPr>
-          <w:lang w:val="pt-BR"/>
-        </w:rPr>
-        <w:t>SHA1 Fingerprint=64:19:CA:40:E2:1B:3F:92:29:21:A9:CE:60:7D:C9:0C:39:B5:71:3E</w:t>
-      </w:r>
-    </w:p>
-    <w:p>
-      <w:pPr>
-        <w:pStyle w:val="CMD"/>
-      </w:pPr>
-      <w:r>
-        <w:t>[</w:t>
-      </w:r>
-      <w:proofErr w:type="spellStart"/>
-      <w:r>
-        <w:t>sec_admin</w:t>
-      </w:r>
-      <w:r>
-        <w:t>@secOps</w:t>
-      </w:r>
-      <w:proofErr w:type="spellEnd"/>
-      <w:r>
-        <w:t xml:space="preserve"> </w:t>
-      </w:r>
-      <w:proofErr w:type="gramStart"/>
-      <w:r>
-        <w:t>~</w:t>
-      </w:r>
-      <w:r>
-        <w:t>]$</w:t>
-      </w:r>
-      <w:proofErr w:type="gramEnd"/>
     </w:p>
     <w:p>
       <w:pPr>
@@ -2193,9 +2120,21 @@
     <w:p>
       <w:pPr>
         <w:pStyle w:val="AnswerLineL50"/>
-      </w:pPr>
-      <w:r>
-        <w:t>Type your answers here.</w:t>
+        <w:rPr>
+          <w:color w:val="EE0000"/>
+        </w:rPr>
+      </w:pPr>
+      <w:r>
+        <w:rPr>
+          <w:color w:val="EE0000"/>
+        </w:rPr>
+        <w:t>The hash algorithm used was SHA-1</w:t>
+      </w:r>
+      <w:r>
+        <w:rPr>
+          <w:color w:val="EE0000"/>
+        </w:rPr>
+        <w:t>.</w:t>
       </w:r>
     </w:p>
     <w:p>
@@ -2209,9 +2148,21 @@
     <w:p>
       <w:pPr>
         <w:pStyle w:val="AnswerLineL50"/>
-      </w:pPr>
-      <w:r>
-        <w:t>Type your answers here.</w:t>
+        <w:rPr>
+          <w:color w:val="EE0000"/>
+        </w:rPr>
+      </w:pPr>
+      <w:r>
+        <w:rPr>
+          <w:color w:val="EE0000"/>
+        </w:rPr>
+        <w:t>SHA-1 was chosen because it was historically standard for certificate fingerprints, and while not secure for collision resistance, it is sufficient for identification purposes</w:t>
+      </w:r>
+      <w:r>
+        <w:rPr>
+          <w:color w:val="EE0000"/>
+        </w:rPr>
+        <w:t>.</w:t>
       </w:r>
     </w:p>
     <w:p>
@@ -2250,9 +2201,21 @@
     <w:p>
       <w:pPr>
         <w:pStyle w:val="AnswerLineL25"/>
-      </w:pPr>
-      <w:r>
-        <w:t>Type your answers here.</w:t>
+        <w:rPr>
+          <w:color w:val="EE0000"/>
+        </w:rPr>
+      </w:pPr>
+      <w:r>
+        <w:rPr>
+          <w:color w:val="EE0000"/>
+        </w:rPr>
+        <w:t>If the fingerprints match, the connection is directly to the legitimate site</w:t>
+      </w:r>
+      <w:r>
+        <w:rPr>
+          <w:color w:val="EE0000"/>
+        </w:rPr>
+        <w:t>.</w:t>
       </w:r>
     </w:p>
     <w:p>
@@ -2272,9 +2235,21 @@
     <w:p>
       <w:pPr>
         <w:pStyle w:val="AnswerLineL25"/>
-      </w:pPr>
-      <w:r>
-        <w:t>Type your answers here.</w:t>
+        <w:rPr>
+          <w:color w:val="EE0000"/>
+        </w:rPr>
+      </w:pPr>
+      <w:r>
+        <w:rPr>
+          <w:color w:val="EE0000"/>
+        </w:rPr>
+        <w:t>If they do not match, it indicates a possible HTTPS proxy or man-in-the-middle interception</w:t>
+      </w:r>
+      <w:r>
+        <w:rPr>
+          <w:color w:val="EE0000"/>
+        </w:rPr>
+        <w:t>.</w:t>
       </w:r>
     </w:p>
     <w:p>
@@ -2288,9 +2263,21 @@
     <w:p>
       <w:pPr>
         <w:pStyle w:val="AnswerLineL25"/>
-      </w:pPr>
-      <w:r>
-        <w:t>Type your answers here.</w:t>
+        <w:rPr>
+          <w:color w:val="EE0000"/>
+        </w:rPr>
+      </w:pPr>
+      <w:r>
+        <w:rPr>
+          <w:color w:val="EE0000"/>
+        </w:rPr>
+        <w:t>This method is not 100% foolproof because trusted internal proxies can install their own CA certificates and still appear valid</w:t>
+      </w:r>
+      <w:r>
+        <w:rPr>
+          <w:color w:val="EE0000"/>
+        </w:rPr>
+        <w:t>.</w:t>
       </w:r>
     </w:p>
     <w:p>
@@ -2359,9 +2346,21 @@
     <w:p>
       <w:pPr>
         <w:pStyle w:val="AnswerLineL25"/>
-      </w:pPr>
-      <w:r>
-        <w:t>Type your answers here.</w:t>
+        <w:rPr>
+          <w:color w:val="EE0000"/>
+        </w:rPr>
+      </w:pPr>
+      <w:r>
+        <w:rPr>
+          <w:color w:val="EE0000"/>
+        </w:rPr>
+        <w:t>For an HTTPS proxy to work, it must install its own trusted CA certificate in the client’s certificate store to sign forged certificates transparently</w:t>
+      </w:r>
+      <w:r>
+        <w:rPr>
+          <w:color w:val="EE0000"/>
+        </w:rPr>
+        <w:t>.</w:t>
       </w:r>
     </w:p>
     <w:p>
@@ -2388,7 +2387,7 @@
 </file>
 
 <file path=word/endnotes.xml><?xml version="1.0" encoding="utf-8"?>
-<w:endnotes xmlns:wpc="http://schemas.microsoft.com/office/word/2010/wordprocessingCanvas" xmlns:cx="http://schemas.microsoft.com/office/drawing/2014/chartex" xmlns:cx1="http://schemas.microsoft.com/office/drawing/2015/9/8/chartex" xmlns:cx2="http://schemas.microsoft.com/office/drawing/2015/10/21/chartex" xmlns:cx3="http://schemas.microsoft.com/office/drawing/2016/5/9/chartex" xmlns:cx4="http://schemas.microsoft.com/office/drawing/2016/5/10/chartex" xmlns:cx5="http://schemas.microsoft.com/office/drawing/2016/5/11/chartex" xmlns:cx6="http://schemas.microsoft.com/office/drawing/2016/5/12/chartex" xmlns:cx7="http://schemas.microsoft.com/office/drawing/2016/5/13/chartex" xmlns:cx8="http://schemas.microsoft.com/office/drawing/2016/5/14/chartex" xmlns:mc="http://schemas.openxmlformats.org/markup-compatibility/2006" xmlns:aink="http://schemas.microsoft.com/office/drawing/2016/ink" xmlns:am3d="http://schemas.microsoft.com/office/drawing/2017/model3d" xmlns:o="urn:schemas-microsoft-com:office:office" xmlns:r="http://schemas.openxmlformats.org/officeDocument/2006/relationships" xmlns:m="http://schemas.openxmlformats.org/officeDocument/2006/math" xmlns:v="urn:schemas-microsoft-com:vml" xmlns:wp14="http://schemas.microsoft.com/office/word/2010/wordprocessingDrawing" xmlns:wp="http://schemas.openxmlformats.org/drawingml/2006/wordprocessingDrawing" xmlns:w10="urn:schemas-microsoft-com:office:word" xmlns:w="http://schemas.openxmlformats.org/wordprocessingml/2006/main" xmlns:w14="http://schemas.microsoft.com/office/word/2010/wordml" xmlns:w15="http://schemas.microsoft.com/office/word/2012/wordml" xmlns:w16cex="http://schemas.microsoft.com/office/word/2018/wordml/cex" xmlns:w16cid="http://schemas.microsoft.com/office/word/2016/wordml/cid" xmlns:w16="http://schemas.microsoft.com/office/word/2018/wordml" xmlns:w16se="http://schemas.microsoft.com/office/word/2015/wordml/symex" xmlns:wpg="http://schemas.microsoft.com/office/word/2010/wordprocessingGroup" xmlns:wpi="http://schemas.microsoft.com/office/word/2010/wordprocessingInk" xmlns:wne="http://schemas.microsoft.com/office/word/2006/wordml" xmlns:wps="http://schemas.microsoft.com/office/word/2010/wordprocessingShape" mc:Ignorable="w14 w15 w16se w16cid w16 w16cex wp14">
+<w:endnotes xmlns:wpc="http://schemas.microsoft.com/office/word/2010/wordprocessingCanvas" xmlns:cx="http://schemas.microsoft.com/office/drawing/2014/chartex" xmlns:cx1="http://schemas.microsoft.com/office/drawing/2015/9/8/chartex" xmlns:cx2="http://schemas.microsoft.com/office/drawing/2015/10/21/chartex" xmlns:cx3="http://schemas.microsoft.com/office/drawing/2016/5/9/chartex" xmlns:cx4="http://schemas.microsoft.com/office/drawing/2016/5/10/chartex" xmlns:cx5="http://schemas.microsoft.com/office/drawing/2016/5/11/chartex" xmlns:cx6="http://schemas.microsoft.com/office/drawing/2016/5/12/chartex" xmlns:cx7="http://schemas.microsoft.com/office/drawing/2016/5/13/chartex" xmlns:cx8="http://schemas.microsoft.com/office/drawing/2016/5/14/chartex" xmlns:mc="http://schemas.openxmlformats.org/markup-compatibility/2006" xmlns:aink="http://schemas.microsoft.com/office/drawing/2016/ink" xmlns:am3d="http://schemas.microsoft.com/office/drawing/2017/model3d" xmlns:o="urn:schemas-microsoft-com:office:office" xmlns:oel="http://schemas.microsoft.com/office/2019/extlst" xmlns:r="http://schemas.openxmlformats.org/officeDocument/2006/relationships" xmlns:m="http://schemas.openxmlformats.org/officeDocument/2006/math" xmlns:v="urn:schemas-microsoft-com:vml" xmlns:wp14="http://schemas.microsoft.com/office/word/2010/wordprocessingDrawing" xmlns:wp="http://schemas.openxmlformats.org/drawingml/2006/wordprocessingDrawing" xmlns:w10="urn:schemas-microsoft-com:office:word" xmlns:w="http://schemas.openxmlformats.org/wordprocessingml/2006/main" xmlns:w14="http://schemas.microsoft.com/office/word/2010/wordml" xmlns:w15="http://schemas.microsoft.com/office/word/2012/wordml" xmlns:w16cex="http://schemas.microsoft.com/office/word/2018/wordml/cex" xmlns:w16cid="http://schemas.microsoft.com/office/word/2016/wordml/cid" xmlns:w16="http://schemas.microsoft.com/office/word/2018/wordml" xmlns:w16du="http://schemas.microsoft.com/office/word/2023/wordml/word16du" xmlns:w16sdtdh="http://schemas.microsoft.com/office/word/2020/wordml/sdtdatahash" xmlns:w16sdtfl="http://schemas.microsoft.com/office/word/2024/wordml/sdtformatlock" xmlns:w16se="http://schemas.microsoft.com/office/word/2015/wordml/symex" xmlns:wpg="http://schemas.microsoft.com/office/word/2010/wordprocessingGroup" xmlns:wpi="http://schemas.microsoft.com/office/word/2010/wordprocessingInk" xmlns:wne="http://schemas.microsoft.com/office/word/2006/wordml" xmlns:wps="http://schemas.microsoft.com/office/word/2010/wordprocessingShape" mc:Ignorable="w14 w15 w16se w16cid w16 w16cex w16sdtdh w16sdtfl w16du wp14">
   <w:endnote w:type="separator" w:id="-1">
     <w:p>
       <w:pPr>
@@ -2415,7 +2414,7 @@
 </file>
 
 <file path=word/footer1.xml><?xml version="1.0" encoding="utf-8"?>
-<w:ftr xmlns:wpc="http://schemas.microsoft.com/office/word/2010/wordprocessingCanvas" xmlns:cx="http://schemas.microsoft.com/office/drawing/2014/chartex" xmlns:cx1="http://schemas.microsoft.com/office/drawing/2015/9/8/chartex" xmlns:cx2="http://schemas.microsoft.com/office/drawing/2015/10/21/chartex" xmlns:cx3="http://schemas.microsoft.com/office/drawing/2016/5/9/chartex" xmlns:cx4="http://schemas.microsoft.com/office/drawing/2016/5/10/chartex" xmlns:cx5="http://schemas.microsoft.com/office/drawing/2016/5/11/chartex" xmlns:cx6="http://schemas.microsoft.com/office/drawing/2016/5/12/chartex" xmlns:cx7="http://schemas.microsoft.com/office/drawing/2016/5/13/chartex" xmlns:cx8="http://schemas.microsoft.com/office/drawing/2016/5/14/chartex" xmlns:mc="http://schemas.openxmlformats.org/markup-compatibility/2006" xmlns:aink="http://schemas.microsoft.com/office/drawing/2016/ink" xmlns:am3d="http://schemas.microsoft.com/office/drawing/2017/model3d" xmlns:o="urn:schemas-microsoft-com:office:office" xmlns:r="http://schemas.openxmlformats.org/officeDocument/2006/relationships" xmlns:m="http://schemas.openxmlformats.org/officeDocument/2006/math" xmlns:v="urn:schemas-microsoft-com:vml" xmlns:wp14="http://schemas.microsoft.com/office/word/2010/wordprocessingDrawing" xmlns:wp="http://schemas.openxmlformats.org/drawingml/2006/wordprocessingDrawing" xmlns:w10="urn:schemas-microsoft-com:office:word" xmlns:w="http://schemas.openxmlformats.org/wordprocessingml/2006/main" xmlns:w14="http://schemas.microsoft.com/office/word/2010/wordml" xmlns:w15="http://schemas.microsoft.com/office/word/2012/wordml" xmlns:w16cex="http://schemas.microsoft.com/office/word/2018/wordml/cex" xmlns:w16cid="http://schemas.microsoft.com/office/word/2016/wordml/cid" xmlns:w16="http://schemas.microsoft.com/office/word/2018/wordml" xmlns:w16se="http://schemas.microsoft.com/office/word/2015/wordml/symex" xmlns:wpg="http://schemas.microsoft.com/office/word/2010/wordprocessingGroup" xmlns:wpi="http://schemas.microsoft.com/office/word/2010/wordprocessingInk" xmlns:wne="http://schemas.microsoft.com/office/word/2006/wordml" xmlns:wps="http://schemas.microsoft.com/office/word/2010/wordprocessingShape" mc:Ignorable="w14 w15 w16se w16cid w16 w16cex wp14">
+<w:ftr xmlns:wpc="http://schemas.microsoft.com/office/word/2010/wordprocessingCanvas" xmlns:cx="http://schemas.microsoft.com/office/drawing/2014/chartex" xmlns:cx1="http://schemas.microsoft.com/office/drawing/2015/9/8/chartex" xmlns:cx2="http://schemas.microsoft.com/office/drawing/2015/10/21/chartex" xmlns:cx3="http://schemas.microsoft.com/office/drawing/2016/5/9/chartex" xmlns:cx4="http://schemas.microsoft.com/office/drawing/2016/5/10/chartex" xmlns:cx5="http://schemas.microsoft.com/office/drawing/2016/5/11/chartex" xmlns:cx6="http://schemas.microsoft.com/office/drawing/2016/5/12/chartex" xmlns:cx7="http://schemas.microsoft.com/office/drawing/2016/5/13/chartex" xmlns:cx8="http://schemas.microsoft.com/office/drawing/2016/5/14/chartex" xmlns:mc="http://schemas.openxmlformats.org/markup-compatibility/2006" xmlns:aink="http://schemas.microsoft.com/office/drawing/2016/ink" xmlns:am3d="http://schemas.microsoft.com/office/drawing/2017/model3d" xmlns:o="urn:schemas-microsoft-com:office:office" xmlns:oel="http://schemas.microsoft.com/office/2019/extlst" xmlns:r="http://schemas.openxmlformats.org/officeDocument/2006/relationships" xmlns:m="http://schemas.openxmlformats.org/officeDocument/2006/math" xmlns:v="urn:schemas-microsoft-com:vml" xmlns:wp14="http://schemas.microsoft.com/office/word/2010/wordprocessingDrawing" xmlns:wp="http://schemas.openxmlformats.org/drawingml/2006/wordprocessingDrawing" xmlns:w10="urn:schemas-microsoft-com:office:word" xmlns:w="http://schemas.openxmlformats.org/wordprocessingml/2006/main" xmlns:w14="http://schemas.microsoft.com/office/word/2010/wordml" xmlns:w15="http://schemas.microsoft.com/office/word/2012/wordml" xmlns:w16cex="http://schemas.microsoft.com/office/word/2018/wordml/cex" xmlns:w16cid="http://schemas.microsoft.com/office/word/2016/wordml/cid" xmlns:w16="http://schemas.microsoft.com/office/word/2018/wordml" xmlns:w16du="http://schemas.microsoft.com/office/word/2023/wordml/word16du" xmlns:w16sdtdh="http://schemas.microsoft.com/office/word/2020/wordml/sdtdatahash" xmlns:w16sdtfl="http://schemas.microsoft.com/office/word/2024/wordml/sdtformatlock" xmlns:w16se="http://schemas.microsoft.com/office/word/2015/wordml/symex" xmlns:wpg="http://schemas.microsoft.com/office/word/2010/wordprocessingGroup" xmlns:wpi="http://schemas.microsoft.com/office/word/2010/wordprocessingInk" xmlns:wne="http://schemas.microsoft.com/office/word/2006/wordml" xmlns:wps="http://schemas.microsoft.com/office/word/2010/wordprocessingShape" mc:Ignorable="w14 w15 w16se w16cid w16 w16cex w16sdtdh w16sdtfl w16du wp14">
   <w:p>
     <w:pPr>
       <w:pStyle w:val="Footer"/>
@@ -2437,7 +2436,6 @@
         <w:dataBinding w:prefixMappings="xmlns:ns0='http://purl.org/dc/elements/1.1/' xmlns:ns1='http://schemas.openxmlformats.org/package/2006/metadata/core-properties' " w:xpath="/ns1:coreProperties[1]/ns0:description[1]" w:storeItemID="{6C3C8BC8-F283-45AE-878A-BAB7291924A1}"/>
         <w:text w:multiLine="1"/>
       </w:sdtPr>
-      <w:sdtEndPr/>
       <w:sdtContent>
         <w:r>
           <w:t>2018</w:t>
@@ -2575,7 +2573,7 @@
 </file>
 
 <file path=word/footer2.xml><?xml version="1.0" encoding="utf-8"?>
-<w:ftr xmlns:wpc="http://schemas.microsoft.com/office/word/2010/wordprocessingCanvas" xmlns:cx="http://schemas.microsoft.com/office/drawing/2014/chartex" xmlns:cx1="http://schemas.microsoft.com/office/drawing/2015/9/8/chartex" xmlns:cx2="http://schemas.microsoft.com/office/drawing/2015/10/21/chartex" xmlns:cx3="http://schemas.microsoft.com/office/drawing/2016/5/9/chartex" xmlns:cx4="http://schemas.microsoft.com/office/drawing/2016/5/10/chartex" xmlns:cx5="http://schemas.microsoft.com/office/drawing/2016/5/11/chartex" xmlns:cx6="http://schemas.microsoft.com/office/drawing/2016/5/12/chartex" xmlns:cx7="http://schemas.microsoft.com/office/drawing/2016/5/13/chartex" xmlns:cx8="http://schemas.microsoft.com/office/drawing/2016/5/14/chartex" xmlns:mc="http://schemas.openxmlformats.org/markup-compatibility/2006" xmlns:aink="http://schemas.microsoft.com/office/drawing/2016/ink" xmlns:am3d="http://schemas.microsoft.com/office/drawing/2017/model3d" xmlns:o="urn:schemas-microsoft-com:office:office" xmlns:r="http://schemas.openxmlformats.org/officeDocument/2006/relationships" xmlns:m="http://schemas.openxmlformats.org/officeDocument/2006/math" xmlns:v="urn:schemas-microsoft-com:vml" xmlns:wp14="http://schemas.microsoft.com/office/word/2010/wordprocessingDrawing" xmlns:wp="http://schemas.openxmlformats.org/drawingml/2006/wordprocessingDrawing" xmlns:w10="urn:schemas-microsoft-com:office:word" xmlns:w="http://schemas.openxmlformats.org/wordprocessingml/2006/main" xmlns:w14="http://schemas.microsoft.com/office/word/2010/wordml" xmlns:w15="http://schemas.microsoft.com/office/word/2012/wordml" xmlns:w16cex="http://schemas.microsoft.com/office/word/2018/wordml/cex" xmlns:w16cid="http://schemas.microsoft.com/office/word/2016/wordml/cid" xmlns:w16="http://schemas.microsoft.com/office/word/2018/wordml" xmlns:w16se="http://schemas.microsoft.com/office/word/2015/wordml/symex" xmlns:wpg="http://schemas.microsoft.com/office/word/2010/wordprocessingGroup" xmlns:wpi="http://schemas.microsoft.com/office/word/2010/wordprocessingInk" xmlns:wne="http://schemas.microsoft.com/office/word/2006/wordml" xmlns:wps="http://schemas.microsoft.com/office/word/2010/wordprocessingShape" mc:Ignorable="w14 w15 w16se w16cid w16 w16cex wp14">
+<w:ftr xmlns:wpc="http://schemas.microsoft.com/office/word/2010/wordprocessingCanvas" xmlns:cx="http://schemas.microsoft.com/office/drawing/2014/chartex" xmlns:cx1="http://schemas.microsoft.com/office/drawing/2015/9/8/chartex" xmlns:cx2="http://schemas.microsoft.com/office/drawing/2015/10/21/chartex" xmlns:cx3="http://schemas.microsoft.com/office/drawing/2016/5/9/chartex" xmlns:cx4="http://schemas.microsoft.com/office/drawing/2016/5/10/chartex" xmlns:cx5="http://schemas.microsoft.com/office/drawing/2016/5/11/chartex" xmlns:cx6="http://schemas.microsoft.com/office/drawing/2016/5/12/chartex" xmlns:cx7="http://schemas.microsoft.com/office/drawing/2016/5/13/chartex" xmlns:cx8="http://schemas.microsoft.com/office/drawing/2016/5/14/chartex" xmlns:mc="http://schemas.openxmlformats.org/markup-compatibility/2006" xmlns:aink="http://schemas.microsoft.com/office/drawing/2016/ink" xmlns:am3d="http://schemas.microsoft.com/office/drawing/2017/model3d" xmlns:o="urn:schemas-microsoft-com:office:office" xmlns:oel="http://schemas.microsoft.com/office/2019/extlst" xmlns:r="http://schemas.openxmlformats.org/officeDocument/2006/relationships" xmlns:m="http://schemas.openxmlformats.org/officeDocument/2006/math" xmlns:v="urn:schemas-microsoft-com:vml" xmlns:wp14="http://schemas.microsoft.com/office/word/2010/wordprocessingDrawing" xmlns:wp="http://schemas.openxmlformats.org/drawingml/2006/wordprocessingDrawing" xmlns:w10="urn:schemas-microsoft-com:office:word" xmlns:w="http://schemas.openxmlformats.org/wordprocessingml/2006/main" xmlns:w14="http://schemas.microsoft.com/office/word/2010/wordml" xmlns:w15="http://schemas.microsoft.com/office/word/2012/wordml" xmlns:w16cex="http://schemas.microsoft.com/office/word/2018/wordml/cex" xmlns:w16cid="http://schemas.microsoft.com/office/word/2016/wordml/cid" xmlns:w16="http://schemas.microsoft.com/office/word/2018/wordml" xmlns:w16du="http://schemas.microsoft.com/office/word/2023/wordml/word16du" xmlns:w16sdtdh="http://schemas.microsoft.com/office/word/2020/wordml/sdtdatahash" xmlns:w16sdtfl="http://schemas.microsoft.com/office/word/2024/wordml/sdtformatlock" xmlns:w16se="http://schemas.microsoft.com/office/word/2015/wordml/symex" xmlns:wpg="http://schemas.microsoft.com/office/word/2010/wordprocessingGroup" xmlns:wpi="http://schemas.microsoft.com/office/word/2010/wordprocessingInk" xmlns:wne="http://schemas.microsoft.com/office/word/2006/wordml" xmlns:wps="http://schemas.microsoft.com/office/word/2010/wordprocessingShape" mc:Ignorable="w14 w15 w16se w16cid w16 w16cex w16sdtdh w16sdtfl w16du wp14">
   <w:p>
     <w:pPr>
       <w:pStyle w:val="Footer"/>
@@ -2597,7 +2595,6 @@
         <w:dataBinding w:prefixMappings="xmlns:ns0='http://purl.org/dc/elements/1.1/' xmlns:ns1='http://schemas.openxmlformats.org/package/2006/metadata/core-properties' " w:xpath="/ns1:coreProperties[1]/ns0:description[1]" w:storeItemID="{6C3C8BC8-F283-45AE-878A-BAB7291924A1}"/>
         <w:text w:multiLine="1"/>
       </w:sdtPr>
-      <w:sdtEndPr/>
       <w:sdtContent>
         <w:r>
           <w:t>2018</w:t>
@@ -2735,7 +2732,7 @@
 </file>
 
 <file path=word/footnotes.xml><?xml version="1.0" encoding="utf-8"?>
-<w:footnotes xmlns:wpc="http://schemas.microsoft.com/office/word/2010/wordprocessingCanvas" xmlns:cx="http://schemas.microsoft.com/office/drawing/2014/chartex" xmlns:cx1="http://schemas.microsoft.com/office/drawing/2015/9/8/chartex" xmlns:cx2="http://schemas.microsoft.com/office/drawing/2015/10/21/chartex" xmlns:cx3="http://schemas.microsoft.com/office/drawing/2016/5/9/chartex" xmlns:cx4="http://schemas.microsoft.com/office/drawing/2016/5/10/chartex" xmlns:cx5="http://schemas.microsoft.com/office/drawing/2016/5/11/chartex" xmlns:cx6="http://schemas.microsoft.com/office/drawing/2016/5/12/chartex" xmlns:cx7="http://schemas.microsoft.com/office/drawing/2016/5/13/chartex" xmlns:cx8="http://schemas.microsoft.com/office/drawing/2016/5/14/chartex" xmlns:mc="http://schemas.openxmlformats.org/markup-compatibility/2006" xmlns:aink="http://schemas.microsoft.com/office/drawing/2016/ink" xmlns:am3d="http://schemas.microsoft.com/office/drawing/2017/model3d" xmlns:o="urn:schemas-microsoft-com:office:office" xmlns:r="http://schemas.openxmlformats.org/officeDocument/2006/relationships" xmlns:m="http://schemas.openxmlformats.org/officeDocument/2006/math" xmlns:v="urn:schemas-microsoft-com:vml" xmlns:wp14="http://schemas.microsoft.com/office/word/2010/wordprocessingDrawing" xmlns:wp="http://schemas.openxmlformats.org/drawingml/2006/wordprocessingDrawing" xmlns:w10="urn:schemas-microsoft-com:office:word" xmlns:w="http://schemas.openxmlformats.org/wordprocessingml/2006/main" xmlns:w14="http://schemas.microsoft.com/office/word/2010/wordml" xmlns:w15="http://schemas.microsoft.com/office/word/2012/wordml" xmlns:w16cex="http://schemas.microsoft.com/office/word/2018/wordml/cex" xmlns:w16cid="http://schemas.microsoft.com/office/word/2016/wordml/cid" xmlns:w16="http://schemas.microsoft.com/office/word/2018/wordml" xmlns:w16se="http://schemas.microsoft.com/office/word/2015/wordml/symex" xmlns:wpg="http://schemas.microsoft.com/office/word/2010/wordprocessingGroup" xmlns:wpi="http://schemas.microsoft.com/office/word/2010/wordprocessingInk" xmlns:wne="http://schemas.microsoft.com/office/word/2006/wordml" xmlns:wps="http://schemas.microsoft.com/office/word/2010/wordprocessingShape" mc:Ignorable="w14 w15 w16se w16cid w16 w16cex wp14">
+<w:footnotes xmlns:wpc="http://schemas.microsoft.com/office/word/2010/wordprocessingCanvas" xmlns:cx="http://schemas.microsoft.com/office/drawing/2014/chartex" xmlns:cx1="http://schemas.microsoft.com/office/drawing/2015/9/8/chartex" xmlns:cx2="http://schemas.microsoft.com/office/drawing/2015/10/21/chartex" xmlns:cx3="http://schemas.microsoft.com/office/drawing/2016/5/9/chartex" xmlns:cx4="http://schemas.microsoft.com/office/drawing/2016/5/10/chartex" xmlns:cx5="http://schemas.microsoft.com/office/drawing/2016/5/11/chartex" xmlns:cx6="http://schemas.microsoft.com/office/drawing/2016/5/12/chartex" xmlns:cx7="http://schemas.microsoft.com/office/drawing/2016/5/13/chartex" xmlns:cx8="http://schemas.microsoft.com/office/drawing/2016/5/14/chartex" xmlns:mc="http://schemas.openxmlformats.org/markup-compatibility/2006" xmlns:aink="http://schemas.microsoft.com/office/drawing/2016/ink" xmlns:am3d="http://schemas.microsoft.com/office/drawing/2017/model3d" xmlns:o="urn:schemas-microsoft-com:office:office" xmlns:oel="http://schemas.microsoft.com/office/2019/extlst" xmlns:r="http://schemas.openxmlformats.org/officeDocument/2006/relationships" xmlns:m="http://schemas.openxmlformats.org/officeDocument/2006/math" xmlns:v="urn:schemas-microsoft-com:vml" xmlns:wp14="http://schemas.microsoft.com/office/word/2010/wordprocessingDrawing" xmlns:wp="http://schemas.openxmlformats.org/drawingml/2006/wordprocessingDrawing" xmlns:w10="urn:schemas-microsoft-com:office:word" xmlns:w="http://schemas.openxmlformats.org/wordprocessingml/2006/main" xmlns:w14="http://schemas.microsoft.com/office/word/2010/wordml" xmlns:w15="http://schemas.microsoft.com/office/word/2012/wordml" xmlns:w16cex="http://schemas.microsoft.com/office/word/2018/wordml/cex" xmlns:w16cid="http://schemas.microsoft.com/office/word/2016/wordml/cid" xmlns:w16="http://schemas.microsoft.com/office/word/2018/wordml" xmlns:w16du="http://schemas.microsoft.com/office/word/2023/wordml/word16du" xmlns:w16sdtdh="http://schemas.microsoft.com/office/word/2020/wordml/sdtdatahash" xmlns:w16sdtfl="http://schemas.microsoft.com/office/word/2024/wordml/sdtformatlock" xmlns:w16se="http://schemas.microsoft.com/office/word/2015/wordml/symex" xmlns:wpg="http://schemas.microsoft.com/office/word/2010/wordprocessingGroup" xmlns:wpi="http://schemas.microsoft.com/office/word/2010/wordprocessingInk" xmlns:wne="http://schemas.microsoft.com/office/word/2006/wordml" xmlns:wps="http://schemas.microsoft.com/office/word/2010/wordprocessingShape" mc:Ignorable="w14 w15 w16se w16cid w16 w16cex w16sdtdh w16sdtfl w16du wp14">
   <w:footnote w:type="separator" w:id="-1">
     <w:p>
       <w:pPr>
@@ -2762,7 +2759,7 @@
 </file>
 
 <file path=word/header1.xml><?xml version="1.0" encoding="utf-8"?>
-<w:hdr xmlns:wpc="http://schemas.microsoft.com/office/word/2010/wordprocessingCanvas" xmlns:cx="http://schemas.microsoft.com/office/drawing/2014/chartex" xmlns:cx1="http://schemas.microsoft.com/office/drawing/2015/9/8/chartex" xmlns:cx2="http://schemas.microsoft.com/office/drawing/2015/10/21/chartex" xmlns:cx3="http://schemas.microsoft.com/office/drawing/2016/5/9/chartex" xmlns:cx4="http://schemas.microsoft.com/office/drawing/2016/5/10/chartex" xmlns:cx5="http://schemas.microsoft.com/office/drawing/2016/5/11/chartex" xmlns:cx6="http://schemas.microsoft.com/office/drawing/2016/5/12/chartex" xmlns:cx7="http://schemas.microsoft.com/office/drawing/2016/5/13/chartex" xmlns:cx8="http://schemas.microsoft.com/office/drawing/2016/5/14/chartex" xmlns:mc="http://schemas.openxmlformats.org/markup-compatibility/2006" xmlns:aink="http://schemas.microsoft.com/office/drawing/2016/ink" xmlns:am3d="http://schemas.microsoft.com/office/drawing/2017/model3d" xmlns:o="urn:schemas-microsoft-com:office:office" xmlns:r="http://schemas.openxmlformats.org/officeDocument/2006/relationships" xmlns:m="http://schemas.openxmlformats.org/officeDocument/2006/math" xmlns:v="urn:schemas-microsoft-com:vml" xmlns:wp14="http://schemas.microsoft.com/office/word/2010/wordprocessingDrawing" xmlns:wp="http://schemas.openxmlformats.org/drawingml/2006/wordprocessingDrawing" xmlns:w10="urn:schemas-microsoft-com:office:word" xmlns:w="http://schemas.openxmlformats.org/wordprocessingml/2006/main" xmlns:w14="http://schemas.microsoft.com/office/word/2010/wordml" xmlns:w15="http://schemas.microsoft.com/office/word/2012/wordml" xmlns:w16cex="http://schemas.microsoft.com/office/word/2018/wordml/cex" xmlns:w16cid="http://schemas.microsoft.com/office/word/2016/wordml/cid" xmlns:w16="http://schemas.microsoft.com/office/word/2018/wordml" xmlns:w16se="http://schemas.microsoft.com/office/word/2015/wordml/symex" xmlns:wpg="http://schemas.microsoft.com/office/word/2010/wordprocessingGroup" xmlns:wpi="http://schemas.microsoft.com/office/word/2010/wordprocessingInk" xmlns:wne="http://schemas.microsoft.com/office/word/2006/wordml" xmlns:wps="http://schemas.microsoft.com/office/word/2010/wordprocessingShape" mc:Ignorable="w14 w15 w16se w16cid w16 w16cex wp14">
+<w:hdr xmlns:wpc="http://schemas.microsoft.com/office/word/2010/wordprocessingCanvas" xmlns:cx="http://schemas.microsoft.com/office/drawing/2014/chartex" xmlns:cx1="http://schemas.microsoft.com/office/drawing/2015/9/8/chartex" xmlns:cx2="http://schemas.microsoft.com/office/drawing/2015/10/21/chartex" xmlns:cx3="http://schemas.microsoft.com/office/drawing/2016/5/9/chartex" xmlns:cx4="http://schemas.microsoft.com/office/drawing/2016/5/10/chartex" xmlns:cx5="http://schemas.microsoft.com/office/drawing/2016/5/11/chartex" xmlns:cx6="http://schemas.microsoft.com/office/drawing/2016/5/12/chartex" xmlns:cx7="http://schemas.microsoft.com/office/drawing/2016/5/13/chartex" xmlns:cx8="http://schemas.microsoft.com/office/drawing/2016/5/14/chartex" xmlns:mc="http://schemas.openxmlformats.org/markup-compatibility/2006" xmlns:aink="http://schemas.microsoft.com/office/drawing/2016/ink" xmlns:am3d="http://schemas.microsoft.com/office/drawing/2017/model3d" xmlns:o="urn:schemas-microsoft-com:office:office" xmlns:oel="http://schemas.microsoft.com/office/2019/extlst" xmlns:r="http://schemas.openxmlformats.org/officeDocument/2006/relationships" xmlns:m="http://schemas.openxmlformats.org/officeDocument/2006/math" xmlns:v="urn:schemas-microsoft-com:vml" xmlns:wp14="http://schemas.microsoft.com/office/word/2010/wordprocessingDrawing" xmlns:wp="http://schemas.openxmlformats.org/drawingml/2006/wordprocessingDrawing" xmlns:w10="urn:schemas-microsoft-com:office:word" xmlns:w="http://schemas.openxmlformats.org/wordprocessingml/2006/main" xmlns:w14="http://schemas.microsoft.com/office/word/2010/wordml" xmlns:w15="http://schemas.microsoft.com/office/word/2012/wordml" xmlns:w16cex="http://schemas.microsoft.com/office/word/2018/wordml/cex" xmlns:w16cid="http://schemas.microsoft.com/office/word/2016/wordml/cid" xmlns:w16="http://schemas.microsoft.com/office/word/2018/wordml" xmlns:w16du="http://schemas.microsoft.com/office/word/2023/wordml/word16du" xmlns:w16sdtdh="http://schemas.microsoft.com/office/word/2020/wordml/sdtdatahash" xmlns:w16sdtfl="http://schemas.microsoft.com/office/word/2024/wordml/sdtformatlock" xmlns:w16se="http://schemas.microsoft.com/office/word/2015/wordml/symex" xmlns:wpg="http://schemas.microsoft.com/office/word/2010/wordprocessingGroup" xmlns:wpi="http://schemas.microsoft.com/office/word/2010/wordprocessingInk" xmlns:wne="http://schemas.microsoft.com/office/word/2006/wordml" xmlns:wps="http://schemas.microsoft.com/office/word/2010/wordprocessingShape" mc:Ignorable="w14 w15 w16se w16cid w16 w16cex w16sdtdh w16sdtfl w16du wp14">
   <w:sdt>
     <w:sdtPr>
       <w:alias w:val="Title"/>
@@ -2774,14 +2771,13 @@
       <w:dataBinding w:prefixMappings="xmlns:ns0='http://purl.org/dc/elements/1.1/' xmlns:ns1='http://schemas.openxmlformats.org/package/2006/metadata/core-properties' " w:xpath="/ns1:coreProperties[1]/ns0:title[1]" w:storeItemID="{6C3C8BC8-F283-45AE-878A-BAB7291924A1}"/>
       <w:text/>
     </w:sdtPr>
-    <w:sdtEndPr/>
     <w:sdtContent>
       <w:p>
         <w:pPr>
           <w:pStyle w:val="PageHead"/>
         </w:pPr>
         <w:r>
-          <w:t>Lab - Certificate Authority Stores</w:t>
+          <w:t>Lab - Certificate Authority Stores ( THY DAYUTH )</w:t>
         </w:r>
       </w:p>
     </w:sdtContent>
@@ -2790,7 +2786,7 @@
 </file>
 
 <file path=word/header2.xml><?xml version="1.0" encoding="utf-8"?>
-<w:hdr xmlns:wpc="http://schemas.microsoft.com/office/word/2010/wordprocessingCanvas" xmlns:cx="http://schemas.microsoft.com/office/drawing/2014/chartex" xmlns:cx1="http://schemas.microsoft.com/office/drawing/2015/9/8/chartex" xmlns:cx2="http://schemas.microsoft.com/office/drawing/2015/10/21/chartex" xmlns:cx3="http://schemas.microsoft.com/office/drawing/2016/5/9/chartex" xmlns:cx4="http://schemas.microsoft.com/office/drawing/2016/5/10/chartex" xmlns:cx5="http://schemas.microsoft.com/office/drawing/2016/5/11/chartex" xmlns:cx6="http://schemas.microsoft.com/office/drawing/2016/5/12/chartex" xmlns:cx7="http://schemas.microsoft.com/office/drawing/2016/5/13/chartex" xmlns:cx8="http://schemas.microsoft.com/office/drawing/2016/5/14/chartex" xmlns:mc="http://schemas.openxmlformats.org/markup-compatibility/2006" xmlns:aink="http://schemas.microsoft.com/office/drawing/2016/ink" xmlns:am3d="http://schemas.microsoft.com/office/drawing/2017/model3d" xmlns:o="urn:schemas-microsoft-com:office:office" xmlns:r="http://schemas.openxmlformats.org/officeDocument/2006/relationships" xmlns:m="http://schemas.openxmlformats.org/officeDocument/2006/math" xmlns:v="urn:schemas-microsoft-com:vml" xmlns:wp14="http://schemas.microsoft.com/office/word/2010/wordprocessingDrawing" xmlns:wp="http://schemas.openxmlformats.org/drawingml/2006/wordprocessingDrawing" xmlns:w10="urn:schemas-microsoft-com:office:word" xmlns:w="http://schemas.openxmlformats.org/wordprocessingml/2006/main" xmlns:w14="http://schemas.microsoft.com/office/word/2010/wordml" xmlns:w15="http://schemas.microsoft.com/office/word/2012/wordml" xmlns:w16cex="http://schemas.microsoft.com/office/word/2018/wordml/cex" xmlns:w16cid="http://schemas.microsoft.com/office/word/2016/wordml/cid" xmlns:w16="http://schemas.microsoft.com/office/word/2018/wordml" xmlns:w16se="http://schemas.microsoft.com/office/word/2015/wordml/symex" xmlns:wpg="http://schemas.microsoft.com/office/word/2010/wordprocessingGroup" xmlns:wpi="http://schemas.microsoft.com/office/word/2010/wordprocessingInk" xmlns:wne="http://schemas.microsoft.com/office/word/2006/wordml" xmlns:wps="http://schemas.microsoft.com/office/word/2010/wordprocessingShape" mc:Ignorable="w14 w15 w16se w16cid w16 w16cex wp14">
+<w:hdr xmlns:wpc="http://schemas.microsoft.com/office/word/2010/wordprocessingCanvas" xmlns:cx="http://schemas.microsoft.com/office/drawing/2014/chartex" xmlns:cx1="http://schemas.microsoft.com/office/drawing/2015/9/8/chartex" xmlns:cx2="http://schemas.microsoft.com/office/drawing/2015/10/21/chartex" xmlns:cx3="http://schemas.microsoft.com/office/drawing/2016/5/9/chartex" xmlns:cx4="http://schemas.microsoft.com/office/drawing/2016/5/10/chartex" xmlns:cx5="http://schemas.microsoft.com/office/drawing/2016/5/11/chartex" xmlns:cx6="http://schemas.microsoft.com/office/drawing/2016/5/12/chartex" xmlns:cx7="http://schemas.microsoft.com/office/drawing/2016/5/13/chartex" xmlns:cx8="http://schemas.microsoft.com/office/drawing/2016/5/14/chartex" xmlns:mc="http://schemas.openxmlformats.org/markup-compatibility/2006" xmlns:aink="http://schemas.microsoft.com/office/drawing/2016/ink" xmlns:am3d="http://schemas.microsoft.com/office/drawing/2017/model3d" xmlns:o="urn:schemas-microsoft-com:office:office" xmlns:oel="http://schemas.microsoft.com/office/2019/extlst" xmlns:r="http://schemas.openxmlformats.org/officeDocument/2006/relationships" xmlns:m="http://schemas.openxmlformats.org/officeDocument/2006/math" xmlns:v="urn:schemas-microsoft-com:vml" xmlns:wp14="http://schemas.microsoft.com/office/word/2010/wordprocessingDrawing" xmlns:wp="http://schemas.openxmlformats.org/drawingml/2006/wordprocessingDrawing" xmlns:w10="urn:schemas-microsoft-com:office:word" xmlns:w="http://schemas.openxmlformats.org/wordprocessingml/2006/main" xmlns:w14="http://schemas.microsoft.com/office/word/2010/wordml" xmlns:w15="http://schemas.microsoft.com/office/word/2012/wordml" xmlns:w16cex="http://schemas.microsoft.com/office/word/2018/wordml/cex" xmlns:w16cid="http://schemas.microsoft.com/office/word/2016/wordml/cid" xmlns:w16="http://schemas.microsoft.com/office/word/2018/wordml" xmlns:w16du="http://schemas.microsoft.com/office/word/2023/wordml/word16du" xmlns:w16sdtdh="http://schemas.microsoft.com/office/word/2020/wordml/sdtdatahash" xmlns:w16sdtfl="http://schemas.microsoft.com/office/word/2024/wordml/sdtformatlock" xmlns:w16se="http://schemas.microsoft.com/office/word/2015/wordml/symex" xmlns:wpg="http://schemas.microsoft.com/office/word/2010/wordprocessingGroup" xmlns:wpi="http://schemas.microsoft.com/office/word/2010/wordprocessingInk" xmlns:wne="http://schemas.microsoft.com/office/word/2006/wordml" xmlns:wps="http://schemas.microsoft.com/office/word/2010/wordprocessingShape" mc:Ignorable="w14 w15 w16se w16cid w16 w16cex w16sdtdh w16sdtfl w16du wp14">
   <w:p>
     <w:pPr>
       <w:ind w:left="-288"/>
@@ -2853,7 +2849,7 @@
 </file>
 
 <file path=word/numbering.xml><?xml version="1.0" encoding="utf-8"?>
-<w:numbering xmlns:wpc="http://schemas.microsoft.com/office/word/2010/wordprocessingCanvas" xmlns:cx="http://schemas.microsoft.com/office/drawing/2014/chartex" xmlns:cx1="http://schemas.microsoft.com/office/drawing/2015/9/8/chartex" xmlns:cx2="http://schemas.microsoft.com/office/drawing/2015/10/21/chartex" xmlns:cx3="http://schemas.microsoft.com/office/drawing/2016/5/9/chartex" xmlns:cx4="http://schemas.microsoft.com/office/drawing/2016/5/10/chartex" xmlns:cx5="http://schemas.microsoft.com/office/drawing/2016/5/11/chartex" xmlns:cx6="http://schemas.microsoft.com/office/drawing/2016/5/12/chartex" xmlns:cx7="http://schemas.microsoft.com/office/drawing/2016/5/13/chartex" xmlns:cx8="http://schemas.microsoft.com/office/drawing/2016/5/14/chartex" xmlns:mc="http://schemas.openxmlformats.org/markup-compatibility/2006" xmlns:aink="http://schemas.microsoft.com/office/drawing/2016/ink" xmlns:am3d="http://schemas.microsoft.com/office/drawing/2017/model3d" xmlns:o="urn:schemas-microsoft-com:office:office" xmlns:r="http://schemas.openxmlformats.org/officeDocument/2006/relationships" xmlns:m="http://schemas.openxmlformats.org/officeDocument/2006/math" xmlns:v="urn:schemas-microsoft-com:vml" xmlns:wp14="http://schemas.microsoft.com/office/word/2010/wordprocessingDrawing" xmlns:wp="http://schemas.openxmlformats.org/drawingml/2006/wordprocessingDrawing" xmlns:w10="urn:schemas-microsoft-com:office:word" xmlns:w="http://schemas.openxmlformats.org/wordprocessingml/2006/main" xmlns:w14="http://schemas.microsoft.com/office/word/2010/wordml" xmlns:w15="http://schemas.microsoft.com/office/word/2012/wordml" xmlns:w16cex="http://schemas.microsoft.com/office/word/2018/wordml/cex" xmlns:w16cid="http://schemas.microsoft.com/office/word/2016/wordml/cid" xmlns:w16="http://schemas.microsoft.com/office/word/2018/wordml" xmlns:w16se="http://schemas.microsoft.com/office/word/2015/wordml/symex" xmlns:wpg="http://schemas.microsoft.com/office/word/2010/wordprocessingGroup" xmlns:wpi="http://schemas.microsoft.com/office/word/2010/wordprocessingInk" xmlns:wne="http://schemas.microsoft.com/office/word/2006/wordml" xmlns:wps="http://schemas.microsoft.com/office/word/2010/wordprocessingShape" mc:Ignorable="w14 w15 w16se w16cid w16 w16cex wp14">
+<w:numbering xmlns:wpc="http://schemas.microsoft.com/office/word/2010/wordprocessingCanvas" xmlns:cx="http://schemas.microsoft.com/office/drawing/2014/chartex" xmlns:cx1="http://schemas.microsoft.com/office/drawing/2015/9/8/chartex" xmlns:cx2="http://schemas.microsoft.com/office/drawing/2015/10/21/chartex" xmlns:cx3="http://schemas.microsoft.com/office/drawing/2016/5/9/chartex" xmlns:cx4="http://schemas.microsoft.com/office/drawing/2016/5/10/chartex" xmlns:cx5="http://schemas.microsoft.com/office/drawing/2016/5/11/chartex" xmlns:cx6="http://schemas.microsoft.com/office/drawing/2016/5/12/chartex" xmlns:cx7="http://schemas.microsoft.com/office/drawing/2016/5/13/chartex" xmlns:cx8="http://schemas.microsoft.com/office/drawing/2016/5/14/chartex" xmlns:mc="http://schemas.openxmlformats.org/markup-compatibility/2006" xmlns:aink="http://schemas.microsoft.com/office/drawing/2016/ink" xmlns:am3d="http://schemas.microsoft.com/office/drawing/2017/model3d" xmlns:o="urn:schemas-microsoft-com:office:office" xmlns:oel="http://schemas.microsoft.com/office/2019/extlst" xmlns:r="http://schemas.openxmlformats.org/officeDocument/2006/relationships" xmlns:m="http://schemas.openxmlformats.org/officeDocument/2006/math" xmlns:v="urn:schemas-microsoft-com:vml" xmlns:wp14="http://schemas.microsoft.com/office/word/2010/wordprocessingDrawing" xmlns:wp="http://schemas.openxmlformats.org/drawingml/2006/wordprocessingDrawing" xmlns:w10="urn:schemas-microsoft-com:office:word" xmlns:w="http://schemas.openxmlformats.org/wordprocessingml/2006/main" xmlns:w14="http://schemas.microsoft.com/office/word/2010/wordml" xmlns:w15="http://schemas.microsoft.com/office/word/2012/wordml" xmlns:w16cex="http://schemas.microsoft.com/office/word/2018/wordml/cex" xmlns:w16cid="http://schemas.microsoft.com/office/word/2016/wordml/cid" xmlns:w16="http://schemas.microsoft.com/office/word/2018/wordml" xmlns:w16du="http://schemas.microsoft.com/office/word/2023/wordml/word16du" xmlns:w16sdtdh="http://schemas.microsoft.com/office/word/2020/wordml/sdtdatahash" xmlns:w16sdtfl="http://schemas.microsoft.com/office/word/2024/wordml/sdtformatlock" xmlns:w16se="http://schemas.microsoft.com/office/word/2015/wordml/symex" xmlns:wpg="http://schemas.microsoft.com/office/word/2010/wordprocessingGroup" xmlns:wpi="http://schemas.microsoft.com/office/word/2010/wordprocessingInk" xmlns:wne="http://schemas.microsoft.com/office/word/2006/wordml" xmlns:wps="http://schemas.microsoft.com/office/word/2010/wordprocessingShape" mc:Ignorable="w14 w15 w16se w16cid w16 w16cex w16sdtdh w16sdtfl w16du wp14">
   <w:abstractNum w:abstractNumId="0" w15:restartNumberingAfterBreak="0">
     <w:nsid w:val="04B70C52"/>
     <w:multiLevelType w:val="hybridMultilevel"/>
@@ -4327,10 +4323,10 @@
       </w:rPr>
     </w:lvl>
   </w:abstractNum>
-  <w:num w:numId="1">
+  <w:num w:numId="1" w16cid:durableId="708647794">
     <w:abstractNumId w:val="10"/>
   </w:num>
-  <w:num w:numId="2">
+  <w:num w:numId="2" w16cid:durableId="1159268626">
     <w:abstractNumId w:val="7"/>
     <w:lvlOverride w:ilvl="0">
       <w:lvl w:ilvl="0">
@@ -4474,10 +4470,10 @@
       </w:lvl>
     </w:lvlOverride>
   </w:num>
-  <w:num w:numId="3">
+  <w:num w:numId="3" w16cid:durableId="469517833">
     <w:abstractNumId w:val="5"/>
   </w:num>
-  <w:num w:numId="4">
+  <w:num w:numId="4" w16cid:durableId="309554904">
     <w:abstractNumId w:val="7"/>
     <w:lvlOverride w:ilvl="0">
       <w:startOverride w:val="1"/>
@@ -4630,16 +4626,16 @@
       </w:lvl>
     </w:lvlOverride>
   </w:num>
-  <w:num w:numId="5">
+  <w:num w:numId="5" w16cid:durableId="1081485288">
     <w:abstractNumId w:val="7"/>
   </w:num>
-  <w:num w:numId="6">
+  <w:num w:numId="6" w16cid:durableId="2136825949">
     <w:abstractNumId w:val="0"/>
   </w:num>
-  <w:num w:numId="7">
+  <w:num w:numId="7" w16cid:durableId="137261795">
     <w:abstractNumId w:val="1"/>
   </w:num>
-  <w:num w:numId="8">
+  <w:num w:numId="8" w16cid:durableId="498736581">
     <w:abstractNumId w:val="8"/>
     <w:lvlOverride w:ilvl="0">
       <w:lvl w:ilvl="0">
@@ -4659,13 +4655,13 @@
       </w:lvl>
     </w:lvlOverride>
   </w:num>
-  <w:num w:numId="9">
+  <w:num w:numId="9" w16cid:durableId="295725664">
     <w:abstractNumId w:val="7"/>
   </w:num>
-  <w:num w:numId="10">
+  <w:num w:numId="10" w16cid:durableId="348458758">
     <w:abstractNumId w:val="2"/>
   </w:num>
-  <w:num w:numId="11">
+  <w:num w:numId="11" w16cid:durableId="1803770363">
     <w:abstractNumId w:val="6"/>
     <w:lvlOverride w:ilvl="0">
       <w:lvl w:ilvl="0">
@@ -4804,13 +4800,13 @@
       </w:lvl>
     </w:lvlOverride>
   </w:num>
-  <w:num w:numId="12">
+  <w:num w:numId="12" w16cid:durableId="1612398791">
     <w:abstractNumId w:val="6"/>
   </w:num>
-  <w:num w:numId="13">
+  <w:num w:numId="13" w16cid:durableId="1878659753">
     <w:abstractNumId w:val="3"/>
   </w:num>
-  <w:num w:numId="14">
+  <w:num w:numId="14" w16cid:durableId="1412654547">
     <w:abstractNumId w:val="10"/>
     <w:lvlOverride w:ilvl="0">
       <w:lvl w:ilvl="0">
@@ -4830,7 +4826,7 @@
       </w:lvl>
     </w:lvlOverride>
   </w:num>
-  <w:num w:numId="15">
+  <w:num w:numId="15" w16cid:durableId="1205023723">
     <w:abstractNumId w:val="4"/>
     <w:lvlOverride w:ilvl="0">
       <w:lvl w:ilvl="0">
@@ -4969,7 +4965,7 @@
       </w:lvl>
     </w:lvlOverride>
   </w:num>
-  <w:num w:numId="16">
+  <w:num w:numId="16" w16cid:durableId="745684590">
     <w:abstractNumId w:val="4"/>
     <w:lvlOverride w:ilvl="0">
       <w:startOverride w:val="1"/>
@@ -5117,13 +5113,13 @@
       </w:lvl>
     </w:lvlOverride>
   </w:num>
-  <w:num w:numId="17">
+  <w:num w:numId="17" w16cid:durableId="995573191">
     <w:abstractNumId w:val="4"/>
   </w:num>
-  <w:num w:numId="18">
+  <w:num w:numId="18" w16cid:durableId="2067415601">
     <w:abstractNumId w:val="11"/>
   </w:num>
-  <w:num w:numId="19">
+  <w:num w:numId="19" w16cid:durableId="1853950986">
     <w:abstractNumId w:val="11"/>
     <w:lvlOverride w:ilvl="0">
       <w:startOverride w:val="1"/>
@@ -5153,7 +5149,7 @@
       <w:startOverride w:val="1"/>
     </w:lvlOverride>
   </w:num>
-  <w:num w:numId="20">
+  <w:num w:numId="20" w16cid:durableId="257950664">
     <w:abstractNumId w:val="9"/>
   </w:num>
   <w:numIdMacAtCleanup w:val="4"/>
@@ -5161,7 +5157,7 @@
 </file>
 
 <file path=word/styles.xml><?xml version="1.0" encoding="utf-8"?>
-<w:styles xmlns:mc="http://schemas.openxmlformats.org/markup-compatibility/2006" xmlns:r="http://schemas.openxmlformats.org/officeDocument/2006/relationships" xmlns:w="http://schemas.openxmlformats.org/wordprocessingml/2006/main" xmlns:w14="http://schemas.microsoft.com/office/word/2010/wordml" xmlns:w15="http://schemas.microsoft.com/office/word/2012/wordml" xmlns:w16cex="http://schemas.microsoft.com/office/word/2018/wordml/cex" xmlns:w16cid="http://schemas.microsoft.com/office/word/2016/wordml/cid" xmlns:w16="http://schemas.microsoft.com/office/word/2018/wordml" xmlns:w16se="http://schemas.microsoft.com/office/word/2015/wordml/symex" mc:Ignorable="w14 w15 w16se w16cid w16 w16cex">
+<w:styles xmlns:mc="http://schemas.openxmlformats.org/markup-compatibility/2006" xmlns:r="http://schemas.openxmlformats.org/officeDocument/2006/relationships" xmlns:w="http://schemas.openxmlformats.org/wordprocessingml/2006/main" xmlns:w14="http://schemas.microsoft.com/office/word/2010/wordml" xmlns:w15="http://schemas.microsoft.com/office/word/2012/wordml" xmlns:w16cex="http://schemas.microsoft.com/office/word/2018/wordml/cex" xmlns:w16cid="http://schemas.microsoft.com/office/word/2016/wordml/cid" xmlns:w16="http://schemas.microsoft.com/office/word/2018/wordml" xmlns:w16du="http://schemas.microsoft.com/office/word/2023/wordml/word16du" xmlns:w16sdtdh="http://schemas.microsoft.com/office/word/2020/wordml/sdtdatahash" xmlns:w16sdtfl="http://schemas.microsoft.com/office/word/2024/wordml/sdtformatlock" xmlns:w16se="http://schemas.microsoft.com/office/word/2015/wordml/symex" mc:Ignorable="w14 w15 w16se w16cid w16 w16cex w16sdtdh w16sdtfl w16du">
   <w:docDefaults>
     <w:rPrDefault>
       <w:rPr>
@@ -5762,7 +5758,6 @@
   <w:style w:type="character" w:default="1" w:styleId="DefaultParagraphFont">
     <w:name w:val="Default Paragraph Font"/>
     <w:uiPriority w:val="1"/>
-    <w:semiHidden/>
     <w:unhideWhenUsed/>
   </w:style>
   <w:style w:type="table" w:default="1" w:styleId="TableNormal">
@@ -7519,7 +7514,7 @@
 </file>
 
 <file path=word/glossary/document.xml><?xml version="1.0" encoding="utf-8"?>
-<w:glossaryDocument xmlns:wpc="http://schemas.microsoft.com/office/word/2010/wordprocessingCanvas" xmlns:cx="http://schemas.microsoft.com/office/drawing/2014/chartex" xmlns:cx1="http://schemas.microsoft.com/office/drawing/2015/9/8/chartex" xmlns:cx2="http://schemas.microsoft.com/office/drawing/2015/10/21/chartex" xmlns:cx3="http://schemas.microsoft.com/office/drawing/2016/5/9/chartex" xmlns:cx4="http://schemas.microsoft.com/office/drawing/2016/5/10/chartex" xmlns:cx5="http://schemas.microsoft.com/office/drawing/2016/5/11/chartex" xmlns:cx6="http://schemas.microsoft.com/office/drawing/2016/5/12/chartex" xmlns:cx7="http://schemas.microsoft.com/office/drawing/2016/5/13/chartex" xmlns:cx8="http://schemas.microsoft.com/office/drawing/2016/5/14/chartex" xmlns:mc="http://schemas.openxmlformats.org/markup-compatibility/2006" xmlns:aink="http://schemas.microsoft.com/office/drawing/2016/ink" xmlns:am3d="http://schemas.microsoft.com/office/drawing/2017/model3d" xmlns:o="urn:schemas-microsoft-com:office:office" xmlns:r="http://schemas.openxmlformats.org/officeDocument/2006/relationships" xmlns:m="http://schemas.openxmlformats.org/officeDocument/2006/math" xmlns:v="urn:schemas-microsoft-com:vml" xmlns:wp14="http://schemas.microsoft.com/office/word/2010/wordprocessingDrawing" xmlns:wp="http://schemas.openxmlformats.org/drawingml/2006/wordprocessingDrawing" xmlns:w10="urn:schemas-microsoft-com:office:word" xmlns:w="http://schemas.openxmlformats.org/wordprocessingml/2006/main" xmlns:w14="http://schemas.microsoft.com/office/word/2010/wordml" xmlns:w15="http://schemas.microsoft.com/office/word/2012/wordml" xmlns:w16cex="http://schemas.microsoft.com/office/word/2018/wordml/cex" xmlns:w16cid="http://schemas.microsoft.com/office/word/2016/wordml/cid" xmlns:w16="http://schemas.microsoft.com/office/word/2018/wordml" xmlns:w16se="http://schemas.microsoft.com/office/word/2015/wordml/symex" xmlns:wpg="http://schemas.microsoft.com/office/word/2010/wordprocessingGroup" xmlns:wpi="http://schemas.microsoft.com/office/word/2010/wordprocessingInk" xmlns:wne="http://schemas.microsoft.com/office/word/2006/wordml" xmlns:wps="http://schemas.microsoft.com/office/word/2010/wordprocessingShape" mc:Ignorable="w14 w15 w16se w16cid w16 w16cex wp14">
+<w:glossaryDocument xmlns:wpc="http://schemas.microsoft.com/office/word/2010/wordprocessingCanvas" xmlns:cx="http://schemas.microsoft.com/office/drawing/2014/chartex" xmlns:cx1="http://schemas.microsoft.com/office/drawing/2015/9/8/chartex" xmlns:cx2="http://schemas.microsoft.com/office/drawing/2015/10/21/chartex" xmlns:cx3="http://schemas.microsoft.com/office/drawing/2016/5/9/chartex" xmlns:cx4="http://schemas.microsoft.com/office/drawing/2016/5/10/chartex" xmlns:cx5="http://schemas.microsoft.com/office/drawing/2016/5/11/chartex" xmlns:cx6="http://schemas.microsoft.com/office/drawing/2016/5/12/chartex" xmlns:cx7="http://schemas.microsoft.com/office/drawing/2016/5/13/chartex" xmlns:cx8="http://schemas.microsoft.com/office/drawing/2016/5/14/chartex" xmlns:mc="http://schemas.openxmlformats.org/markup-compatibility/2006" xmlns:aink="http://schemas.microsoft.com/office/drawing/2016/ink" xmlns:am3d="http://schemas.microsoft.com/office/drawing/2017/model3d" xmlns:o="urn:schemas-microsoft-com:office:office" xmlns:oel="http://schemas.microsoft.com/office/2019/extlst" xmlns:r="http://schemas.openxmlformats.org/officeDocument/2006/relationships" xmlns:m="http://schemas.openxmlformats.org/officeDocument/2006/math" xmlns:v="urn:schemas-microsoft-com:vml" xmlns:wp14="http://schemas.microsoft.com/office/word/2010/wordprocessingDrawing" xmlns:wp="http://schemas.openxmlformats.org/drawingml/2006/wordprocessingDrawing" xmlns:w10="urn:schemas-microsoft-com:office:word" xmlns:w="http://schemas.openxmlformats.org/wordprocessingml/2006/main" xmlns:w14="http://schemas.microsoft.com/office/word/2010/wordml" xmlns:w15="http://schemas.microsoft.com/office/word/2012/wordml" xmlns:w16cex="http://schemas.microsoft.com/office/word/2018/wordml/cex" xmlns:w16cid="http://schemas.microsoft.com/office/word/2016/wordml/cid" xmlns:w16="http://schemas.microsoft.com/office/word/2018/wordml" xmlns:w16du="http://schemas.microsoft.com/office/word/2023/wordml/word16du" xmlns:w16sdtdh="http://schemas.microsoft.com/office/word/2020/wordml/sdtdatahash" xmlns:w16sdtfl="http://schemas.microsoft.com/office/word/2024/wordml/sdtformatlock" xmlns:w16se="http://schemas.microsoft.com/office/word/2015/wordml/symex" xmlns:wpg="http://schemas.microsoft.com/office/word/2010/wordprocessingGroup" xmlns:wpi="http://schemas.microsoft.com/office/word/2010/wordprocessingInk" xmlns:wne="http://schemas.microsoft.com/office/word/2006/wordml" xmlns:wps="http://schemas.microsoft.com/office/word/2010/wordprocessingShape" mc:Ignorable="w14 w15 w16se w16cid w16 w16cex w16sdtdh w16sdtfl w16du wp14">
   <w:docParts>
     <w:docPart>
       <w:docPartPr>
@@ -7555,7 +7550,7 @@
 </file>
 
 <file path=word/glossary/fontTable.xml><?xml version="1.0" encoding="utf-8"?>
-<w:fonts xmlns:mc="http://schemas.openxmlformats.org/markup-compatibility/2006" xmlns:r="http://schemas.openxmlformats.org/officeDocument/2006/relationships" xmlns:w="http://schemas.openxmlformats.org/wordprocessingml/2006/main" xmlns:w14="http://schemas.microsoft.com/office/word/2010/wordml" xmlns:w15="http://schemas.microsoft.com/office/word/2012/wordml" xmlns:w16cex="http://schemas.microsoft.com/office/word/2018/wordml/cex" xmlns:w16cid="http://schemas.microsoft.com/office/word/2016/wordml/cid" xmlns:w16="http://schemas.microsoft.com/office/word/2018/wordml" xmlns:w16se="http://schemas.microsoft.com/office/word/2015/wordml/symex" mc:Ignorable="w14 w15 w16se w16cid w16 w16cex">
+<w:fonts xmlns:mc="http://schemas.openxmlformats.org/markup-compatibility/2006" xmlns:r="http://schemas.openxmlformats.org/officeDocument/2006/relationships" xmlns:w="http://schemas.openxmlformats.org/wordprocessingml/2006/main" xmlns:w14="http://schemas.microsoft.com/office/word/2010/wordml" xmlns:w15="http://schemas.microsoft.com/office/word/2012/wordml" xmlns:w16cex="http://schemas.microsoft.com/office/word/2018/wordml/cex" xmlns:w16cid="http://schemas.microsoft.com/office/word/2016/wordml/cid" xmlns:w16="http://schemas.microsoft.com/office/word/2018/wordml" xmlns:w16du="http://schemas.microsoft.com/office/word/2023/wordml/word16du" xmlns:w16sdtdh="http://schemas.microsoft.com/office/word/2020/wordml/sdtdatahash" xmlns:w16sdtfl="http://schemas.microsoft.com/office/word/2024/wordml/sdtformatlock" xmlns:w16se="http://schemas.microsoft.com/office/word/2015/wordml/symex" mc:Ignorable="w14 w15 w16se w16cid w16 w16cex w16sdtdh w16sdtfl w16du">
   <w:font w:name="Arial">
     <w:panose1 w:val="020B0604020202020204"/>
     <w:charset w:val="00"/>
@@ -7596,7 +7591,7 @@
     <w:charset w:val="00"/>
     <w:family w:val="swiss"/>
     <w:pitch w:val="variable"/>
-    <w:sig w:usb0="E4002EFF" w:usb1="C000247B" w:usb2="00000009" w:usb3="00000000" w:csb0="000001FF" w:csb1="00000000"/>
+    <w:sig w:usb0="E4002EFF" w:usb1="C200247B" w:usb2="00000009" w:usb3="00000000" w:csb0="000001FF" w:csb1="00000000"/>
   </w:font>
   <w:font w:name="Webdings">
     <w:panose1 w:val="05030102010509060703"/>
@@ -7610,7 +7605,7 @@
     <w:charset w:val="00"/>
     <w:family w:val="swiss"/>
     <w:pitch w:val="variable"/>
-    <w:sig w:usb0="21002A87" w:usb1="00000000" w:usb2="00000000" w:usb3="00000000" w:csb0="000101FF" w:csb1="00000000"/>
+    <w:sig w:usb0="E1002EFF" w:usb1="C000605B" w:usb2="00000029" w:usb3="00000000" w:csb0="000101FF" w:csb1="00000000"/>
   </w:font>
   <w:font w:name="SimSun">
     <w:altName w:val="宋体"/>
@@ -7618,7 +7613,14 @@
     <w:charset w:val="86"/>
     <w:family w:val="auto"/>
     <w:pitch w:val="variable"/>
-    <w:sig w:usb0="00000003" w:usb1="288F0000" w:usb2="00000016" w:usb3="00000000" w:csb0="00040001" w:csb1="00000000"/>
+    <w:sig w:usb0="00000203" w:usb1="288F0000" w:usb2="00000016" w:usb3="00000000" w:csb0="00040001" w:csb1="00000000"/>
+  </w:font>
+  <w:font w:name="Angsana New">
+    <w:panose1 w:val="02020603050405020304"/>
+    <w:charset w:val="DE"/>
+    <w:family w:val="roman"/>
+    <w:pitch w:val="variable"/>
+    <w:sig w:usb0="81000003" w:usb1="00000000" w:usb2="00000000" w:usb3="00000000" w:csb0="00010001" w:csb1="00000000"/>
   </w:font>
   <w:font w:name="Cambria">
     <w:panose1 w:val="02040503050406030204"/>
@@ -7626,6 +7628,19 @@
     <w:family w:val="roman"/>
     <w:pitch w:val="variable"/>
     <w:sig w:usb0="E00006FF" w:usb1="420024FF" w:usb2="02000000" w:usb3="00000000" w:csb0="0000019F" w:csb1="00000000"/>
+  </w:font>
+  <w:font w:name="Cordia New">
+    <w:panose1 w:val="020B0304020202020204"/>
+    <w:charset w:val="DE"/>
+    <w:family w:val="swiss"/>
+    <w:pitch w:val="variable"/>
+    <w:sig w:usb0="81000003" w:usb1="00000000" w:usb2="00000000" w:usb3="00000000" w:csb0="00010001" w:csb1="00000000"/>
+  </w:font>
+  <w:font w:name="Aptos">
+    <w:charset w:val="00"/>
+    <w:family w:val="swiss"/>
+    <w:pitch w:val="variable"/>
+    <w:sig w:usb0="20000287" w:usb1="00000003" w:usb2="00000000" w:usb3="00000000" w:csb0="0000019F" w:csb1="00000000"/>
   </w:font>
   <w:font w:name="DengXian">
     <w:altName w:val="等线"/>
@@ -7637,24 +7652,22 @@
   </w:font>
   <w:font w:name="DengXian Light">
     <w:altName w:val="等线 Light"/>
-    <w:panose1 w:val="02010600030101010101"/>
     <w:charset w:val="86"/>
     <w:family w:val="auto"/>
     <w:pitch w:val="variable"/>
     <w:sig w:usb0="A00002BF" w:usb1="38CF7CFA" w:usb2="00000016" w:usb3="00000000" w:csb0="0004000F" w:csb1="00000000"/>
   </w:font>
-  <w:font w:name="Calibri Light">
-    <w:panose1 w:val="020F0302020204030204"/>
+  <w:font w:name="Aptos Display">
     <w:charset w:val="00"/>
     <w:family w:val="swiss"/>
     <w:pitch w:val="variable"/>
-    <w:sig w:usb0="E4002EFF" w:usb1="C000247B" w:usb2="00000009" w:usb3="00000000" w:csb0="000001FF" w:csb1="00000000"/>
+    <w:sig w:usb0="20000287" w:usb1="00000003" w:usb2="00000000" w:usb3="00000000" w:csb0="0000019F" w:csb1="00000000"/>
   </w:font>
 </w:fonts>
 </file>
 
 <file path=word/glossary/settings.xml><?xml version="1.0" encoding="utf-8"?>
-<w:settings xmlns:mc="http://schemas.openxmlformats.org/markup-compatibility/2006" xmlns:o="urn:schemas-microsoft-com:office:office" xmlns:r="http://schemas.openxmlformats.org/officeDocument/2006/relationships" xmlns:m="http://schemas.openxmlformats.org/officeDocument/2006/math" xmlns:v="urn:schemas-microsoft-com:vml" xmlns:w10="urn:schemas-microsoft-com:office:word" xmlns:w="http://schemas.openxmlformats.org/wordprocessingml/2006/main" xmlns:w14="http://schemas.microsoft.com/office/word/2010/wordml" xmlns:w15="http://schemas.microsoft.com/office/word/2012/wordml" xmlns:w16cex="http://schemas.microsoft.com/office/word/2018/wordml/cex" xmlns:w16cid="http://schemas.microsoft.com/office/word/2016/wordml/cid" xmlns:w16="http://schemas.microsoft.com/office/word/2018/wordml" xmlns:w16se="http://schemas.microsoft.com/office/word/2015/wordml/symex" xmlns:sl="http://schemas.openxmlformats.org/schemaLibrary/2006/main" mc:Ignorable="w14 w15 w16se w16cid w16 w16cex">
+<w:settings xmlns:mc="http://schemas.openxmlformats.org/markup-compatibility/2006" xmlns:o="urn:schemas-microsoft-com:office:office" xmlns:r="http://schemas.openxmlformats.org/officeDocument/2006/relationships" xmlns:m="http://schemas.openxmlformats.org/officeDocument/2006/math" xmlns:v="urn:schemas-microsoft-com:vml" xmlns:w10="urn:schemas-microsoft-com:office:word" xmlns:w="http://schemas.openxmlformats.org/wordprocessingml/2006/main" xmlns:w14="http://schemas.microsoft.com/office/word/2010/wordml" xmlns:w15="http://schemas.microsoft.com/office/word/2012/wordml" xmlns:w16cex="http://schemas.microsoft.com/office/word/2018/wordml/cex" xmlns:w16cid="http://schemas.microsoft.com/office/word/2016/wordml/cid" xmlns:w16="http://schemas.microsoft.com/office/word/2018/wordml" xmlns:w16du="http://schemas.microsoft.com/office/word/2023/wordml/word16du" xmlns:w16sdtdh="http://schemas.microsoft.com/office/word/2020/wordml/sdtdatahash" xmlns:w16sdtfl="http://schemas.microsoft.com/office/word/2024/wordml/sdtformatlock" xmlns:w16se="http://schemas.microsoft.com/office/word/2015/wordml/symex" xmlns:sl="http://schemas.openxmlformats.org/schemaLibrary/2006/main" mc:Ignorable="w14 w15 w16se w16cid w16 w16cex w16sdtdh w16sdtfl w16du">
   <w:view w:val="normal"/>
   <w:defaultTabStop w:val="720"/>
   <w:characterSpacingControl w:val="doNotCompress"/>
@@ -7672,6 +7685,8 @@
     <w:rsid w:val="001E2E41"/>
     <w:rsid w:val="00325BB5"/>
     <w:rsid w:val="005122C6"/>
+    <w:rsid w:val="005C3D82"/>
+    <w:rsid w:val="007E3A5E"/>
     <w:rsid w:val="00831841"/>
     <w:rsid w:val="00A110D2"/>
     <w:rsid w:val="00C52612"/>
@@ -7693,7 +7708,7 @@
     <m:intLim m:val="subSup"/>
     <m:naryLim m:val="undOvr"/>
   </m:mathPr>
-  <w:themeFontLang w:val="en-US" w:eastAsia="zh-CN"/>
+  <w:themeFontLang w:val="en-US" w:eastAsia="zh-CN" w:bidi="th-TH"/>
   <w:clrSchemeMapping w:bg1="light1" w:t1="dark1" w:bg2="light2" w:t2="dark2" w:accent1="accent1" w:accent2="accent2" w:accent3="accent3" w:accent4="accent4" w:accent5="accent5" w:accent6="accent6" w:hyperlink="hyperlink" w:followedHyperlink="followedHyperlink"/>
   <w:decimalSymbol w:val="."/>
   <w:listSeparator w:val=","/>
@@ -7702,7 +7717,7 @@
 </file>
 
 <file path=word/glossary/styles.xml><?xml version="1.0" encoding="utf-8"?>
-<w:styles xmlns:mc="http://schemas.openxmlformats.org/markup-compatibility/2006" xmlns:r="http://schemas.openxmlformats.org/officeDocument/2006/relationships" xmlns:w="http://schemas.openxmlformats.org/wordprocessingml/2006/main" xmlns:w14="http://schemas.microsoft.com/office/word/2010/wordml" xmlns:w15="http://schemas.microsoft.com/office/word/2012/wordml" xmlns:w16cex="http://schemas.microsoft.com/office/word/2018/wordml/cex" xmlns:w16cid="http://schemas.microsoft.com/office/word/2016/wordml/cid" xmlns:w16="http://schemas.microsoft.com/office/word/2018/wordml" xmlns:w16se="http://schemas.microsoft.com/office/word/2015/wordml/symex" mc:Ignorable="w14 w15 w16se w16cid w16 w16cex">
+<w:styles xmlns:mc="http://schemas.openxmlformats.org/markup-compatibility/2006" xmlns:r="http://schemas.openxmlformats.org/officeDocument/2006/relationships" xmlns:w="http://schemas.openxmlformats.org/wordprocessingml/2006/main" xmlns:w14="http://schemas.microsoft.com/office/word/2010/wordml" xmlns:w15="http://schemas.microsoft.com/office/word/2012/wordml" xmlns:w16cex="http://schemas.microsoft.com/office/word/2018/wordml/cex" xmlns:w16cid="http://schemas.microsoft.com/office/word/2016/wordml/cid" xmlns:w16="http://schemas.microsoft.com/office/word/2018/wordml" xmlns:w16du="http://schemas.microsoft.com/office/word/2023/wordml/word16du" xmlns:w16sdtdh="http://schemas.microsoft.com/office/word/2020/wordml/sdtdatahash" xmlns:w16sdtfl="http://schemas.microsoft.com/office/word/2024/wordml/sdtformatlock" xmlns:w16se="http://schemas.microsoft.com/office/word/2015/wordml/symex" mc:Ignorable="w14 w15 w16se w16cid w16 w16cex w16sdtdh w16sdtfl w16du">
   <w:docDefaults>
     <w:rPrDefault>
       <w:rPr>
@@ -8143,7 +8158,7 @@
 </file>
 
 <file path=word/glossary/webSettings.xml><?xml version="1.0" encoding="utf-8"?>
-<w:webSettings xmlns:mc="http://schemas.openxmlformats.org/markup-compatibility/2006" xmlns:r="http://schemas.openxmlformats.org/officeDocument/2006/relationships" xmlns:w="http://schemas.openxmlformats.org/wordprocessingml/2006/main" xmlns:w14="http://schemas.microsoft.com/office/word/2010/wordml" xmlns:w15="http://schemas.microsoft.com/office/word/2012/wordml" xmlns:w16cex="http://schemas.microsoft.com/office/word/2018/wordml/cex" xmlns:w16cid="http://schemas.microsoft.com/office/word/2016/wordml/cid" xmlns:w16="http://schemas.microsoft.com/office/word/2018/wordml" xmlns:w16se="http://schemas.microsoft.com/office/word/2015/wordml/symex" mc:Ignorable="w14 w15 w16se w16cid w16 w16cex">
+<w:webSettings xmlns:mc="http://schemas.openxmlformats.org/markup-compatibility/2006" xmlns:r="http://schemas.openxmlformats.org/officeDocument/2006/relationships" xmlns:w="http://schemas.openxmlformats.org/wordprocessingml/2006/main" xmlns:w14="http://schemas.microsoft.com/office/word/2010/wordml" xmlns:w15="http://schemas.microsoft.com/office/word/2012/wordml" xmlns:w16cex="http://schemas.microsoft.com/office/word/2018/wordml/cex" xmlns:w16cid="http://schemas.microsoft.com/office/word/2016/wordml/cid" xmlns:w16="http://schemas.microsoft.com/office/word/2018/wordml" xmlns:w16du="http://schemas.microsoft.com/office/word/2023/wordml/word16du" xmlns:w16sdtdh="http://schemas.microsoft.com/office/word/2020/wordml/sdtdatahash" xmlns:w16sdtfl="http://schemas.microsoft.com/office/word/2024/wordml/sdtformatlock" xmlns:w16se="http://schemas.microsoft.com/office/word/2015/wordml/symex" mc:Ignorable="w14 w15 w16se w16cid w16 w16cex w16sdtdh w16sdtfl w16du">
   <w:optimizeForBrowser/>
   <w:allowPNG/>
 </w:webSettings>
